--- a/lessons/10-6/downloads/10-6-notes-teacher-l1.docx
+++ b/lessons/10-6/downloads/10-6-notes-teacher-l1.docx
@@ -2325,7 +2325,7 @@
           <w:sz w:val="20"/>
           <w:szCs w:val="20"/>
         </w:rPr>
-        <w:t xml:space="preserve">A)  About 80</w:t>
+        <w:t xml:space="preserve">A)  About 5</w:t>
       </w:r>
     </w:p>
     <w:p>
@@ -2351,7 +2351,7 @@
           <w:sz w:val="20"/>
           <w:szCs w:val="20"/>
         </w:rPr>
-        <w:t xml:space="preserve">C)  About 5</w:t>
+        <w:t xml:space="preserve">C)  About 80</w:t>
       </w:r>
     </w:p>
     <w:p>
@@ -2410,7 +2410,7 @@
           <w:sz w:val="21"/>
           <w:szCs w:val="21"/>
         </w:rPr>
-        <w:t xml:space="preserve">A. About 80</w:t>
+        <w:t xml:space="preserve">C. About 80</w:t>
       </w:r>
     </w:p>
     <w:p>
@@ -3210,7 +3210,7 @@
           <w:sz w:val="20"/>
           <w:szCs w:val="20"/>
         </w:rPr>
-        <w:t xml:space="preserve">A)  157 ÷ 2</w:t>
+        <w:t xml:space="preserve">A)  78.5 ÷ 2</w:t>
       </w:r>
     </w:p>
     <w:p>
@@ -3236,7 +3236,7 @@
           <w:sz w:val="20"/>
           <w:szCs w:val="20"/>
         </w:rPr>
-        <w:t xml:space="preserve">C)  78.5 ÷ 2</w:t>
+        <w:t xml:space="preserve">C)  157 ÷ 2</w:t>
       </w:r>
     </w:p>
     <w:p>
@@ -3917,7 +3917,7 @@
           <w:sz w:val="21"/>
           <w:szCs w:val="21"/>
         </w:rPr>
-        <w:t xml:space="preserve">A. About 80</w:t>
+        <w:t xml:space="preserve">C. About 80</w:t>
       </w:r>
     </w:p>
     <w:p>
@@ -3995,7 +3995,7 @@
           <w:sz w:val="21"/>
           <w:szCs w:val="21"/>
         </w:rPr>
-        <w:t xml:space="preserve">A)  157 ÷ 2</w:t>
+        <w:t xml:space="preserve">C)  157 ÷ 2</w:t>
       </w:r>
       <w:r>
         <w:rPr>
@@ -4121,7 +4121,7 @@
           <w:sz w:val="21"/>
           <w:szCs w:val="21"/>
         </w:rPr>
-        <w:t xml:space="preserve">A)  About 480</w:t>
+        <w:t xml:space="preserve">C)  About 480</w:t>
       </w:r>
       <w:r>
         <w:rPr>
@@ -4152,7 +4152,7 @@
           <w:sz w:val="21"/>
           <w:szCs w:val="21"/>
         </w:rPr>
-        <w:t xml:space="preserve">A)  78.5</w:t>
+        <w:t xml:space="preserve">C)  78.5</w:t>
       </w:r>
       <w:r>
         <w:rPr>

--- a/lessons/10-6/downloads/10-6-notes-teacher-l1.docx
+++ b/lessons/10-6/downloads/10-6-notes-teacher-l1.docx
@@ -264,25 +264,141 @@
           <w:sz w:val="19"/>
           <w:szCs w:val="19"/>
         </w:rPr>
-        <w:t xml:space="preserve">Look at the picture, read the word, then read what it means.</w:t>
+        <w:t xml:space="preserve">Review each concept term, definition, non-example, and visual clue.</w:t>
       </w:r>
     </w:p>
     <w:tbl>
       <w:tblPr>
-        <w:tblW w:type="pct" w:w="100%"/>
+        <w:tblW w:type="dxa" w:w="9360"/>
         <w:tblBorders>
-          <w:top w:val="none" w:color="FFFFFF" w:sz="0"/>
-          <w:left w:val="none" w:color="FFFFFF" w:sz="0"/>
-          <w:bottom w:val="single" w:color="C7D2DD" w:sz="4"/>
-          <w:right w:val="none" w:color="FFFFFF" w:sz="0"/>
-          <w:insideH w:val="none" w:color="FFFFFF" w:sz="0"/>
-          <w:insideV w:val="none" w:color="FFFFFF" w:sz="0"/>
+          <w:top w:val="single" w:color="C7D2DD" w:sz="6"/>
+          <w:left w:val="single" w:color="C7D2DD" w:sz="6"/>
+          <w:bottom w:val="single" w:color="C7D2DD" w:sz="6"/>
+          <w:right w:val="single" w:color="C7D2DD" w:sz="6"/>
+          <w:insideH w:val="single" w:color="C7D2DD" w:sz="6"/>
+          <w:insideV w:val="single" w:color="C7D2DD" w:sz="6"/>
         </w:tblBorders>
       </w:tblPr>
       <w:tblGrid>
         <w:gridCol w:w="1800"/>
-        <w:gridCol w:w="7560"/>
+        <w:gridCol w:w="3160"/>
+        <w:gridCol w:w="2200"/>
+        <w:gridCol w:w="2200"/>
       </w:tblGrid>
+      <w:tr>
+        <w:trPr>
+          <w:cantSplit/>
+          <w:tblHeader/>
+        </w:trPr>
+        <w:tc>
+          <w:tcPr>
+            <w:tcW w:type="dxa" w:w="1800"/>
+            <w:shd w:fill="EEF4F8" w:color="auto" w:val="clear"/>
+            <w:tcMar>
+              <w:top w:type="dxa" w:w="80"/>
+              <w:left w:type="dxa" w:w="100"/>
+              <w:bottom w:type="dxa" w:w="80"/>
+              <w:right w:type="dxa" w:w="100"/>
+            </w:tcMar>
+          </w:tcPr>
+          <w:p>
+            <w:pPr>
+              <w:spacing w:after="0"/>
+            </w:pPr>
+            <w:r>
+              <w:rPr>
+                <w:b/>
+                <w:bCs/>
+                <w:color w:val="12355B"/>
+                <w:sz w:val="19"/>
+                <w:szCs w:val="19"/>
+              </w:rPr>
+              <w:t xml:space="preserve">Concept Term</w:t>
+            </w:r>
+          </w:p>
+        </w:tc>
+        <w:tc>
+          <w:tcPr>
+            <w:tcW w:type="dxa" w:w="3160"/>
+            <w:shd w:fill="EEF4F8" w:color="auto" w:val="clear"/>
+            <w:tcMar>
+              <w:top w:type="dxa" w:w="80"/>
+              <w:left w:type="dxa" w:w="100"/>
+              <w:bottom w:type="dxa" w:w="80"/>
+              <w:right w:type="dxa" w:w="100"/>
+            </w:tcMar>
+          </w:tcPr>
+          <w:p>
+            <w:pPr>
+              <w:spacing w:after="0"/>
+            </w:pPr>
+            <w:r>
+              <w:rPr>
+                <w:b/>
+                <w:bCs/>
+                <w:color w:val="12355B"/>
+                <w:sz w:val="19"/>
+                <w:szCs w:val="19"/>
+              </w:rPr>
+              <w:t xml:space="preserve">Student-Friendly Definition</w:t>
+            </w:r>
+          </w:p>
+        </w:tc>
+        <w:tc>
+          <w:tcPr>
+            <w:tcW w:type="dxa" w:w="2200"/>
+            <w:shd w:fill="EEF4F8" w:color="auto" w:val="clear"/>
+            <w:tcMar>
+              <w:top w:type="dxa" w:w="80"/>
+              <w:left w:type="dxa" w:w="100"/>
+              <w:bottom w:type="dxa" w:w="80"/>
+              <w:right w:type="dxa" w:w="100"/>
+            </w:tcMar>
+          </w:tcPr>
+          <w:p>
+            <w:pPr>
+              <w:spacing w:after="0"/>
+            </w:pPr>
+            <w:r>
+              <w:rPr>
+                <w:b/>
+                <w:bCs/>
+                <w:color w:val="12355B"/>
+                <w:sz w:val="19"/>
+                <w:szCs w:val="19"/>
+              </w:rPr>
+              <w:t xml:space="preserve">Non-Example</w:t>
+            </w:r>
+          </w:p>
+        </w:tc>
+        <w:tc>
+          <w:tcPr>
+            <w:tcW w:type="dxa" w:w="2200"/>
+            <w:shd w:fill="EEF4F8" w:color="auto" w:val="clear"/>
+            <w:tcMar>
+              <w:top w:type="dxa" w:w="80"/>
+              <w:left w:type="dxa" w:w="100"/>
+              <w:bottom w:type="dxa" w:w="80"/>
+              <w:right w:type="dxa" w:w="100"/>
+            </w:tcMar>
+          </w:tcPr>
+          <w:p>
+            <w:pPr>
+              <w:spacing w:after="0"/>
+            </w:pPr>
+            <w:r>
+              <w:rPr>
+                <w:b/>
+                <w:bCs/>
+                <w:color w:val="12355B"/>
+                <w:sz w:val="19"/>
+                <w:szCs w:val="19"/>
+              </w:rPr>
+              <w:t xml:space="preserve">Visual Clue</w:t>
+            </w:r>
+          </w:p>
+        </w:tc>
+      </w:tr>
       <w:tr>
         <w:trPr>
           <w:cantSplit/>
@@ -291,22 +407,126 @@
           <w:tcPr>
             <w:tcW w:type="dxa" w:w="1800"/>
             <w:tcMar>
-              <w:top w:type="dxa" w:w="100"/>
-              <w:left w:type="dxa" w:w="40"/>
-              <w:bottom w:type="dxa" w:w="100"/>
-              <w:right w:type="dxa" w:w="120"/>
+              <w:top w:type="dxa" w:w="80"/>
+              <w:left w:type="dxa" w:w="100"/>
+              <w:bottom w:type="dxa" w:w="80"/>
+              <w:right w:type="dxa" w:w="100"/>
             </w:tcMar>
-            <w:vAlign w:val="center"/>
+            <w:vAlign w:val="top"/>
           </w:tcPr>
           <w:p>
             <w:pPr>
+              <w:spacing w:after="30"/>
+            </w:pPr>
+            <w:r>
+              <w:rPr>
+                <w:b/>
+                <w:bCs/>
+                <w:color w:val="12355B"/>
+                <w:sz w:val="21"/>
+                <w:szCs w:val="21"/>
+              </w:rPr>
+              <w:t xml:space="preserve">math biography</w:t>
+            </w:r>
+          </w:p>
+          <w:p>
+            <w:pPr>
               <w:spacing w:after="0"/>
+            </w:pPr>
+            <w:r>
+              <w:rPr>
+                <w:i/>
+                <w:iCs/>
+                <w:color w:val="5F6F80"/>
+                <w:sz w:val="18"/>
+                <w:szCs w:val="18"/>
+              </w:rPr>
+              <w:t xml:space="preserve">biografía matemática</w:t>
+            </w:r>
+          </w:p>
+        </w:tc>
+        <w:tc>
+          <w:tcPr>
+            <w:tcW w:type="dxa" w:w="3160"/>
+            <w:tcMar>
+              <w:top w:type="dxa" w:w="80"/>
+              <w:left w:type="dxa" w:w="100"/>
+              <w:bottom w:type="dxa" w:w="80"/>
+              <w:right w:type="dxa" w:w="100"/>
+            </w:tcMar>
+            <w:vAlign w:val="top"/>
+          </w:tcPr>
+          <w:p>
+            <w:pPr>
+              <w:spacing w:after="0"/>
+            </w:pPr>
+            <w:r>
+              <w:rPr>
+                <w:sz w:val="20"/>
+                <w:szCs w:val="20"/>
+              </w:rPr>
+              <w:t xml:space="preserve">The story of your relationship with math — and how it has changed over time.</w:t>
+            </w:r>
+          </w:p>
+        </w:tc>
+        <w:tc>
+          <w:tcPr>
+            <w:tcW w:type="dxa" w:w="2200"/>
+            <w:tcMar>
+              <w:top w:type="dxa" w:w="80"/>
+              <w:left w:type="dxa" w:w="100"/>
+              <w:bottom w:type="dxa" w:w="80"/>
+              <w:right w:type="dxa" w:w="100"/>
+            </w:tcMar>
+            <w:vAlign w:val="top"/>
+          </w:tcPr>
+          <w:p>
+            <w:pPr>
+              <w:spacing w:after="40"/>
+            </w:pPr>
+            <w:r>
+              <w:rPr>
+                <w:i/>
+                <w:iCs/>
+                <w:color w:val="5F6F80"/>
+                <w:sz w:val="19"/>
+                <w:szCs w:val="19"/>
+              </w:rPr>
+              <w:t xml:space="preserve">Not math biography: write a counter-example that breaks the definition.</w:t>
+            </w:r>
+          </w:p>
+          <w:p>
+            <w:pPr>
+              <w:pBdr>
+                <w:bottom w:val="single" w:color="AFBECC" w:sz="6"/>
+              </w:pBdr>
+              <w:spacing w:after="30" w:before="150"/>
+            </w:pPr>
+            <w:r>
+              <w:t xml:space="preserve"/>
+            </w:r>
+          </w:p>
+        </w:tc>
+        <w:tc>
+          <w:tcPr>
+            <w:tcW w:type="dxa" w:w="2200"/>
+            <w:tcMar>
+              <w:top w:type="dxa" w:w="80"/>
+              <w:left w:type="dxa" w:w="100"/>
+              <w:bottom w:type="dxa" w:w="80"/>
+              <w:right w:type="dxa" w:w="100"/>
+            </w:tcMar>
+            <w:vAlign w:val="top"/>
+          </w:tcPr>
+          <w:p>
+            <w:pPr>
+              <w:spacing w:after="40"/>
               <w:jc w:val="center"/>
             </w:pPr>
             <w:r>
               <w:drawing>
                 <wp:inline distT="0" distB="0" distL="0" distR="0">
-                  <wp:extent cx="1047750" cy="790575"/>
+                  <wp:extent cx="876300" cy="657225"/>
                   <wp:effectExtent t="0" r="0" b="0" l="0"/>
                   <wp:docPr id="1" name="" descr="" title=""/>
                   <wp:cNvGraphicFramePr>
@@ -331,7 +551,7 @@
                         <pic:spPr bwMode="auto">
                           <a:xfrm>
                             <a:off x="0" y="0"/>
-                            <a:ext cx="1047750" cy="790575"/>
+                            <a:ext cx="876300" cy="657225"/>
                           </a:xfrm>
                           <a:prstGeom prst="rect">
                             <a:avLst/>
@@ -344,69 +564,10 @@
               </w:drawing>
             </w:r>
           </w:p>
-        </w:tc>
-        <w:tc>
-          <w:tcPr>
-            <w:tcW w:type="dxa" w:w="7560"/>
-            <w:tcMar>
-              <w:top w:type="dxa" w:w="100"/>
-              <w:left w:type="dxa" w:w="40"/>
-              <w:bottom w:type="dxa" w:w="100"/>
-              <w:right w:type="dxa" w:w="40"/>
-            </w:tcMar>
-            <w:vAlign w:val="center"/>
-          </w:tcPr>
-          <w:p>
-            <w:pPr>
-              <w:spacing w:after="50"/>
-            </w:pPr>
-            <w:r>
-              <w:rPr>
-                <w:b/>
-                <w:bCs/>
-                <w:color w:val="12355B"/>
-                <w:sz w:val="24"/>
-                <w:szCs w:val="24"/>
-              </w:rPr>
-              <w:t xml:space="preserve">math biography</w:t>
-            </w:r>
-            <w:r>
-              <w:rPr>
-                <w:i/>
-                <w:iCs/>
-                <w:color w:val="5F6F80"/>
-                <w:sz w:val="19"/>
-                <w:szCs w:val="19"/>
-              </w:rPr>
-              <w:t xml:space="preserve">   biografía matemática</w:t>
-            </w:r>
-          </w:p>
-          <w:p>
-            <w:pPr>
-              <w:spacing w:after="40"/>
-            </w:pPr>
-            <w:r>
-              <w:rPr>
-                <w:sz w:val="21"/>
-                <w:szCs w:val="21"/>
-              </w:rPr>
-              <w:t xml:space="preserve">The story of your relationship with math — and how it has changed over time.</w:t>
-            </w:r>
-          </w:p>
           <w:p>
             <w:pPr>
               <w:spacing w:after="0"/>
             </w:pPr>
-            <w:r>
-              <w:rPr>
-                <w:b/>
-                <w:bCs/>
-                <w:color w:val="1FA6A2"/>
-                <w:sz w:val="18"/>
-                <w:szCs w:val="18"/>
-              </w:rPr>
-              <w:t xml:space="preserve">Example:  </w:t>
-            </w:r>
             <w:r>
               <w:rPr>
                 <w:i/>
@@ -420,23 +581,6 @@
           </w:p>
         </w:tc>
       </w:tr>
-    </w:tbl>
-    <w:tbl>
-      <w:tblPr>
-        <w:tblW w:type="pct" w:w="100%"/>
-        <w:tblBorders>
-          <w:top w:val="none" w:color="FFFFFF" w:sz="0"/>
-          <w:left w:val="none" w:color="FFFFFF" w:sz="0"/>
-          <w:bottom w:val="single" w:color="C7D2DD" w:sz="4"/>
-          <w:right w:val="none" w:color="FFFFFF" w:sz="0"/>
-          <w:insideH w:val="none" w:color="FFFFFF" w:sz="0"/>
-          <w:insideV w:val="none" w:color="FFFFFF" w:sz="0"/>
-        </w:tblBorders>
-      </w:tblPr>
-      <w:tblGrid>
-        <w:gridCol w:w="1800"/>
-        <w:gridCol w:w="7560"/>
-      </w:tblGrid>
       <w:tr>
         <w:trPr>
           <w:cantSplit/>
@@ -445,22 +589,126 @@
           <w:tcPr>
             <w:tcW w:type="dxa" w:w="1800"/>
             <w:tcMar>
-              <w:top w:type="dxa" w:w="100"/>
-              <w:left w:type="dxa" w:w="40"/>
-              <w:bottom w:type="dxa" w:w="100"/>
-              <w:right w:type="dxa" w:w="120"/>
+              <w:top w:type="dxa" w:w="80"/>
+              <w:left w:type="dxa" w:w="100"/>
+              <w:bottom w:type="dxa" w:w="80"/>
+              <w:right w:type="dxa" w:w="100"/>
             </w:tcMar>
-            <w:vAlign w:val="center"/>
+            <w:vAlign w:val="top"/>
           </w:tcPr>
           <w:p>
             <w:pPr>
+              <w:spacing w:after="30"/>
+            </w:pPr>
+            <w:r>
+              <w:rPr>
+                <w:b/>
+                <w:bCs/>
+                <w:color w:val="12355B"/>
+                <w:sz w:val="21"/>
+                <w:szCs w:val="21"/>
+              </w:rPr>
+              <w:t xml:space="preserve">reflect</w:t>
+            </w:r>
+          </w:p>
+          <w:p>
+            <w:pPr>
               <w:spacing w:after="0"/>
+            </w:pPr>
+            <w:r>
+              <w:rPr>
+                <w:i/>
+                <w:iCs/>
+                <w:color w:val="5F6F80"/>
+                <w:sz w:val="18"/>
+                <w:szCs w:val="18"/>
+              </w:rPr>
+              <w:t xml:space="preserve">reflexionar</w:t>
+            </w:r>
+          </w:p>
+        </w:tc>
+        <w:tc>
+          <w:tcPr>
+            <w:tcW w:type="dxa" w:w="3160"/>
+            <w:tcMar>
+              <w:top w:type="dxa" w:w="80"/>
+              <w:left w:type="dxa" w:w="100"/>
+              <w:bottom w:type="dxa" w:w="80"/>
+              <w:right w:type="dxa" w:w="100"/>
+            </w:tcMar>
+            <w:vAlign w:val="top"/>
+          </w:tcPr>
+          <w:p>
+            <w:pPr>
+              <w:spacing w:after="0"/>
+            </w:pPr>
+            <w:r>
+              <w:rPr>
+                <w:sz w:val="20"/>
+                <w:szCs w:val="20"/>
+              </w:rPr>
+              <w:t xml:space="preserve">To look back at what you did, felt, and learned, and think about what it means.</w:t>
+            </w:r>
+          </w:p>
+        </w:tc>
+        <w:tc>
+          <w:tcPr>
+            <w:tcW w:type="dxa" w:w="2200"/>
+            <w:tcMar>
+              <w:top w:type="dxa" w:w="80"/>
+              <w:left w:type="dxa" w:w="100"/>
+              <w:bottom w:type="dxa" w:w="80"/>
+              <w:right w:type="dxa" w:w="100"/>
+            </w:tcMar>
+            <w:vAlign w:val="top"/>
+          </w:tcPr>
+          <w:p>
+            <w:pPr>
+              <w:spacing w:after="40"/>
+            </w:pPr>
+            <w:r>
+              <w:rPr>
+                <w:i/>
+                <w:iCs/>
+                <w:color w:val="5F6F80"/>
+                <w:sz w:val="19"/>
+                <w:szCs w:val="19"/>
+              </w:rPr>
+              <w:t xml:space="preserve">Not reflect: write a counter-example that breaks the definition.</w:t>
+            </w:r>
+          </w:p>
+          <w:p>
+            <w:pPr>
+              <w:pBdr>
+                <w:bottom w:val="single" w:color="AFBECC" w:sz="6"/>
+              </w:pBdr>
+              <w:spacing w:after="30" w:before="150"/>
+            </w:pPr>
+            <w:r>
+              <w:t xml:space="preserve"/>
+            </w:r>
+          </w:p>
+        </w:tc>
+        <w:tc>
+          <w:tcPr>
+            <w:tcW w:type="dxa" w:w="2200"/>
+            <w:tcMar>
+              <w:top w:type="dxa" w:w="80"/>
+              <w:left w:type="dxa" w:w="100"/>
+              <w:bottom w:type="dxa" w:w="80"/>
+              <w:right w:type="dxa" w:w="100"/>
+            </w:tcMar>
+            <w:vAlign w:val="top"/>
+          </w:tcPr>
+          <w:p>
+            <w:pPr>
+              <w:spacing w:after="40"/>
               <w:jc w:val="center"/>
             </w:pPr>
             <w:r>
               <w:drawing>
                 <wp:inline distT="0" distB="0" distL="0" distR="0">
-                  <wp:extent cx="1047750" cy="790575"/>
+                  <wp:extent cx="876300" cy="657225"/>
                   <wp:effectExtent t="0" r="0" b="0" l="0"/>
                   <wp:docPr id="1" name="" descr="" title=""/>
                   <wp:cNvGraphicFramePr>
@@ -485,7 +733,7 @@
                         <pic:spPr bwMode="auto">
                           <a:xfrm>
                             <a:off x="0" y="0"/>
-                            <a:ext cx="1047750" cy="790575"/>
+                            <a:ext cx="876300" cy="657225"/>
                           </a:xfrm>
                           <a:prstGeom prst="rect">
                             <a:avLst/>
@@ -498,69 +746,10 @@
               </w:drawing>
             </w:r>
           </w:p>
-        </w:tc>
-        <w:tc>
-          <w:tcPr>
-            <w:tcW w:type="dxa" w:w="7560"/>
-            <w:tcMar>
-              <w:top w:type="dxa" w:w="100"/>
-              <w:left w:type="dxa" w:w="40"/>
-              <w:bottom w:type="dxa" w:w="100"/>
-              <w:right w:type="dxa" w:w="40"/>
-            </w:tcMar>
-            <w:vAlign w:val="center"/>
-          </w:tcPr>
-          <w:p>
-            <w:pPr>
-              <w:spacing w:after="50"/>
-            </w:pPr>
-            <w:r>
-              <w:rPr>
-                <w:b/>
-                <w:bCs/>
-                <w:color w:val="12355B"/>
-                <w:sz w:val="24"/>
-                <w:szCs w:val="24"/>
-              </w:rPr>
-              <w:t xml:space="preserve">reflect</w:t>
-            </w:r>
-            <w:r>
-              <w:rPr>
-                <w:i/>
-                <w:iCs/>
-                <w:color w:val="5F6F80"/>
-                <w:sz w:val="19"/>
-                <w:szCs w:val="19"/>
-              </w:rPr>
-              <w:t xml:space="preserve">   reflexionar</w:t>
-            </w:r>
-          </w:p>
-          <w:p>
-            <w:pPr>
-              <w:spacing w:after="40"/>
-            </w:pPr>
-            <w:r>
-              <w:rPr>
-                <w:sz w:val="21"/>
-                <w:szCs w:val="21"/>
-              </w:rPr>
-              <w:t xml:space="preserve">To look back at what you did, felt, and learned, and think about what it means.</w:t>
-            </w:r>
-          </w:p>
           <w:p>
             <w:pPr>
               <w:spacing w:after="0"/>
             </w:pPr>
-            <w:r>
-              <w:rPr>
-                <w:b/>
-                <w:bCs/>
-                <w:color w:val="1FA6A2"/>
-                <w:sz w:val="18"/>
-                <w:szCs w:val="18"/>
-              </w:rPr>
-              <w:t xml:space="preserve">Example:  </w:t>
-            </w:r>
             <w:r>
               <w:rPr>
                 <w:i/>
@@ -574,23 +763,6 @@
           </w:p>
         </w:tc>
       </w:tr>
-    </w:tbl>
-    <w:tbl>
-      <w:tblPr>
-        <w:tblW w:type="pct" w:w="100%"/>
-        <w:tblBorders>
-          <w:top w:val="none" w:color="FFFFFF" w:sz="0"/>
-          <w:left w:val="none" w:color="FFFFFF" w:sz="0"/>
-          <w:bottom w:val="single" w:color="C7D2DD" w:sz="4"/>
-          <w:right w:val="none" w:color="FFFFFF" w:sz="0"/>
-          <w:insideH w:val="none" w:color="FFFFFF" w:sz="0"/>
-          <w:insideV w:val="none" w:color="FFFFFF" w:sz="0"/>
-        </w:tblBorders>
-      </w:tblPr>
-      <w:tblGrid>
-        <w:gridCol w:w="1800"/>
-        <w:gridCol w:w="7560"/>
-      </w:tblGrid>
       <w:tr>
         <w:trPr>
           <w:cantSplit/>
@@ -599,22 +771,126 @@
           <w:tcPr>
             <w:tcW w:type="dxa" w:w="1800"/>
             <w:tcMar>
-              <w:top w:type="dxa" w:w="100"/>
-              <w:left w:type="dxa" w:w="40"/>
-              <w:bottom w:type="dxa" w:w="100"/>
-              <w:right w:type="dxa" w:w="120"/>
+              <w:top w:type="dxa" w:w="80"/>
+              <w:left w:type="dxa" w:w="100"/>
+              <w:bottom w:type="dxa" w:w="80"/>
+              <w:right w:type="dxa" w:w="100"/>
             </w:tcMar>
-            <w:vAlign w:val="center"/>
+            <w:vAlign w:val="top"/>
           </w:tcPr>
           <w:p>
             <w:pPr>
+              <w:spacing w:after="30"/>
+            </w:pPr>
+            <w:r>
+              <w:rPr>
+                <w:b/>
+                <w:bCs/>
+                <w:color w:val="12355B"/>
+                <w:sz w:val="21"/>
+                <w:szCs w:val="21"/>
+              </w:rPr>
+              <w:t xml:space="preserve">growth</w:t>
+            </w:r>
+          </w:p>
+          <w:p>
+            <w:pPr>
               <w:spacing w:after="0"/>
+            </w:pPr>
+            <w:r>
+              <w:rPr>
+                <w:i/>
+                <w:iCs/>
+                <w:color w:val="5F6F80"/>
+                <w:sz w:val="18"/>
+                <w:szCs w:val="18"/>
+              </w:rPr>
+              <w:t xml:space="preserve">crecimiento</w:t>
+            </w:r>
+          </w:p>
+        </w:tc>
+        <w:tc>
+          <w:tcPr>
+            <w:tcW w:type="dxa" w:w="3160"/>
+            <w:tcMar>
+              <w:top w:type="dxa" w:w="80"/>
+              <w:left w:type="dxa" w:w="100"/>
+              <w:bottom w:type="dxa" w:w="80"/>
+              <w:right w:type="dxa" w:w="100"/>
+            </w:tcMar>
+            <w:vAlign w:val="top"/>
+          </w:tcPr>
+          <w:p>
+            <w:pPr>
+              <w:spacing w:after="0"/>
+            </w:pPr>
+            <w:r>
+              <w:rPr>
+                <w:sz w:val="20"/>
+                <w:szCs w:val="20"/>
+              </w:rPr>
+              <w:t xml:space="preserve">The change between what you could do before and what you can do now.</w:t>
+            </w:r>
+          </w:p>
+        </w:tc>
+        <w:tc>
+          <w:tcPr>
+            <w:tcW w:type="dxa" w:w="2200"/>
+            <w:tcMar>
+              <w:top w:type="dxa" w:w="80"/>
+              <w:left w:type="dxa" w:w="100"/>
+              <w:bottom w:type="dxa" w:w="80"/>
+              <w:right w:type="dxa" w:w="100"/>
+            </w:tcMar>
+            <w:vAlign w:val="top"/>
+          </w:tcPr>
+          <w:p>
+            <w:pPr>
+              <w:spacing w:after="40"/>
+            </w:pPr>
+            <w:r>
+              <w:rPr>
+                <w:i/>
+                <w:iCs/>
+                <w:color w:val="5F6F80"/>
+                <w:sz w:val="19"/>
+                <w:szCs w:val="19"/>
+              </w:rPr>
+              <w:t xml:space="preserve">Not growth: write a counter-example that breaks the definition.</w:t>
+            </w:r>
+          </w:p>
+          <w:p>
+            <w:pPr>
+              <w:pBdr>
+                <w:bottom w:val="single" w:color="AFBECC" w:sz="6"/>
+              </w:pBdr>
+              <w:spacing w:after="30" w:before="150"/>
+            </w:pPr>
+            <w:r>
+              <w:t xml:space="preserve"/>
+            </w:r>
+          </w:p>
+        </w:tc>
+        <w:tc>
+          <w:tcPr>
+            <w:tcW w:type="dxa" w:w="2200"/>
+            <w:tcMar>
+              <w:top w:type="dxa" w:w="80"/>
+              <w:left w:type="dxa" w:w="100"/>
+              <w:bottom w:type="dxa" w:w="80"/>
+              <w:right w:type="dxa" w:w="100"/>
+            </w:tcMar>
+            <w:vAlign w:val="top"/>
+          </w:tcPr>
+          <w:p>
+            <w:pPr>
+              <w:spacing w:after="40"/>
               <w:jc w:val="center"/>
             </w:pPr>
             <w:r>
               <w:drawing>
                 <wp:inline distT="0" distB="0" distL="0" distR="0">
-                  <wp:extent cx="1047750" cy="790575"/>
+                  <wp:extent cx="876300" cy="657225"/>
                   <wp:effectExtent t="0" r="0" b="0" l="0"/>
                   <wp:docPr id="1" name="" descr="" title=""/>
                   <wp:cNvGraphicFramePr>
@@ -639,7 +915,7 @@
                         <pic:spPr bwMode="auto">
                           <a:xfrm>
                             <a:off x="0" y="0"/>
-                            <a:ext cx="1047750" cy="790575"/>
+                            <a:ext cx="876300" cy="657225"/>
                           </a:xfrm>
                           <a:prstGeom prst="rect">
                             <a:avLst/>
@@ -652,69 +928,10 @@
               </w:drawing>
             </w:r>
           </w:p>
-        </w:tc>
-        <w:tc>
-          <w:tcPr>
-            <w:tcW w:type="dxa" w:w="7560"/>
-            <w:tcMar>
-              <w:top w:type="dxa" w:w="100"/>
-              <w:left w:type="dxa" w:w="40"/>
-              <w:bottom w:type="dxa" w:w="100"/>
-              <w:right w:type="dxa" w:w="40"/>
-            </w:tcMar>
-            <w:vAlign w:val="center"/>
-          </w:tcPr>
-          <w:p>
-            <w:pPr>
-              <w:spacing w:after="50"/>
-            </w:pPr>
-            <w:r>
-              <w:rPr>
-                <w:b/>
-                <w:bCs/>
-                <w:color w:val="12355B"/>
-                <w:sz w:val="24"/>
-                <w:szCs w:val="24"/>
-              </w:rPr>
-              <w:t xml:space="preserve">growth</w:t>
-            </w:r>
-            <w:r>
-              <w:rPr>
-                <w:i/>
-                <w:iCs/>
-                <w:color w:val="5F6F80"/>
-                <w:sz w:val="19"/>
-                <w:szCs w:val="19"/>
-              </w:rPr>
-              <w:t xml:space="preserve">   crecimiento</w:t>
-            </w:r>
-          </w:p>
-          <w:p>
-            <w:pPr>
-              <w:spacing w:after="40"/>
-            </w:pPr>
-            <w:r>
-              <w:rPr>
-                <w:sz w:val="21"/>
-                <w:szCs w:val="21"/>
-              </w:rPr>
-              <w:t xml:space="preserve">The change between what you could do before and what you can do now.</w:t>
-            </w:r>
-          </w:p>
           <w:p>
             <w:pPr>
               <w:spacing w:after="0"/>
             </w:pPr>
-            <w:r>
-              <w:rPr>
-                <w:b/>
-                <w:bCs/>
-                <w:color w:val="1FA6A2"/>
-                <w:sz w:val="18"/>
-                <w:szCs w:val="18"/>
-              </w:rPr>
-              <w:t xml:space="preserve">Example:  </w:t>
-            </w:r>
             <w:r>
               <w:rPr>
                 <w:i/>
@@ -728,23 +945,6 @@
           </w:p>
         </w:tc>
       </w:tr>
-    </w:tbl>
-    <w:tbl>
-      <w:tblPr>
-        <w:tblW w:type="pct" w:w="100%"/>
-        <w:tblBorders>
-          <w:top w:val="none" w:color="FFFFFF" w:sz="0"/>
-          <w:left w:val="none" w:color="FFFFFF" w:sz="0"/>
-          <w:bottom w:val="single" w:color="C7D2DD" w:sz="4"/>
-          <w:right w:val="none" w:color="FFFFFF" w:sz="0"/>
-          <w:insideH w:val="none" w:color="FFFFFF" w:sz="0"/>
-          <w:insideV w:val="none" w:color="FFFFFF" w:sz="0"/>
-        </w:tblBorders>
-      </w:tblPr>
-      <w:tblGrid>
-        <w:gridCol w:w="1800"/>
-        <w:gridCol w:w="7560"/>
-      </w:tblGrid>
       <w:tr>
         <w:trPr>
           <w:cantSplit/>
@@ -753,22 +953,126 @@
           <w:tcPr>
             <w:tcW w:type="dxa" w:w="1800"/>
             <w:tcMar>
-              <w:top w:type="dxa" w:w="100"/>
-              <w:left w:type="dxa" w:w="40"/>
-              <w:bottom w:type="dxa" w:w="100"/>
-              <w:right w:type="dxa" w:w="120"/>
+              <w:top w:type="dxa" w:w="80"/>
+              <w:left w:type="dxa" w:w="100"/>
+              <w:bottom w:type="dxa" w:w="80"/>
+              <w:right w:type="dxa" w:w="100"/>
             </w:tcMar>
-            <w:vAlign w:val="center"/>
+            <w:vAlign w:val="top"/>
           </w:tcPr>
           <w:p>
             <w:pPr>
+              <w:spacing w:after="30"/>
+            </w:pPr>
+            <w:r>
+              <w:rPr>
+                <w:b/>
+                <w:bCs/>
+                <w:color w:val="12355B"/>
+                <w:sz w:val="21"/>
+                <w:szCs w:val="21"/>
+              </w:rPr>
+              <w:t xml:space="preserve">confidence</w:t>
+            </w:r>
+          </w:p>
+          <w:p>
+            <w:pPr>
               <w:spacing w:after="0"/>
+            </w:pPr>
+            <w:r>
+              <w:rPr>
+                <w:i/>
+                <w:iCs/>
+                <w:color w:val="5F6F80"/>
+                <w:sz w:val="18"/>
+                <w:szCs w:val="18"/>
+              </w:rPr>
+              <w:t xml:space="preserve">confianza</w:t>
+            </w:r>
+          </w:p>
+        </w:tc>
+        <w:tc>
+          <w:tcPr>
+            <w:tcW w:type="dxa" w:w="3160"/>
+            <w:tcMar>
+              <w:top w:type="dxa" w:w="80"/>
+              <w:left w:type="dxa" w:w="100"/>
+              <w:bottom w:type="dxa" w:w="80"/>
+              <w:right w:type="dxa" w:w="100"/>
+            </w:tcMar>
+            <w:vAlign w:val="top"/>
+          </w:tcPr>
+          <w:p>
+            <w:pPr>
+              <w:spacing w:after="0"/>
+            </w:pPr>
+            <w:r>
+              <w:rPr>
+                <w:sz w:val="20"/>
+                <w:szCs w:val="20"/>
+              </w:rPr>
+              <w:t xml:space="preserve">Trusting yourself to try a problem, even when the first attempt might fail.</w:t>
+            </w:r>
+          </w:p>
+        </w:tc>
+        <w:tc>
+          <w:tcPr>
+            <w:tcW w:type="dxa" w:w="2200"/>
+            <w:tcMar>
+              <w:top w:type="dxa" w:w="80"/>
+              <w:left w:type="dxa" w:w="100"/>
+              <w:bottom w:type="dxa" w:w="80"/>
+              <w:right w:type="dxa" w:w="100"/>
+            </w:tcMar>
+            <w:vAlign w:val="top"/>
+          </w:tcPr>
+          <w:p>
+            <w:pPr>
+              <w:spacing w:after="40"/>
+            </w:pPr>
+            <w:r>
+              <w:rPr>
+                <w:i/>
+                <w:iCs/>
+                <w:color w:val="5F6F80"/>
+                <w:sz w:val="19"/>
+                <w:szCs w:val="19"/>
+              </w:rPr>
+              <w:t xml:space="preserve">Not confidence: write a counter-example that breaks the definition.</w:t>
+            </w:r>
+          </w:p>
+          <w:p>
+            <w:pPr>
+              <w:pBdr>
+                <w:bottom w:val="single" w:color="AFBECC" w:sz="6"/>
+              </w:pBdr>
+              <w:spacing w:after="30" w:before="150"/>
+            </w:pPr>
+            <w:r>
+              <w:t xml:space="preserve"/>
+            </w:r>
+          </w:p>
+        </w:tc>
+        <w:tc>
+          <w:tcPr>
+            <w:tcW w:type="dxa" w:w="2200"/>
+            <w:tcMar>
+              <w:top w:type="dxa" w:w="80"/>
+              <w:left w:type="dxa" w:w="100"/>
+              <w:bottom w:type="dxa" w:w="80"/>
+              <w:right w:type="dxa" w:w="100"/>
+            </w:tcMar>
+            <w:vAlign w:val="top"/>
+          </w:tcPr>
+          <w:p>
+            <w:pPr>
+              <w:spacing w:after="40"/>
               <w:jc w:val="center"/>
             </w:pPr>
             <w:r>
               <w:drawing>
                 <wp:inline distT="0" distB="0" distL="0" distR="0">
-                  <wp:extent cx="1047750" cy="790575"/>
+                  <wp:extent cx="876300" cy="657225"/>
                   <wp:effectExtent t="0" r="0" b="0" l="0"/>
                   <wp:docPr id="1" name="" descr="" title=""/>
                   <wp:cNvGraphicFramePr>
@@ -793,7 +1097,7 @@
                         <pic:spPr bwMode="auto">
                           <a:xfrm>
                             <a:off x="0" y="0"/>
-                            <a:ext cx="1047750" cy="790575"/>
+                            <a:ext cx="876300" cy="657225"/>
                           </a:xfrm>
                           <a:prstGeom prst="rect">
                             <a:avLst/>
@@ -806,69 +1110,10 @@
               </w:drawing>
             </w:r>
           </w:p>
-        </w:tc>
-        <w:tc>
-          <w:tcPr>
-            <w:tcW w:type="dxa" w:w="7560"/>
-            <w:tcMar>
-              <w:top w:type="dxa" w:w="100"/>
-              <w:left w:type="dxa" w:w="40"/>
-              <w:bottom w:type="dxa" w:w="100"/>
-              <w:right w:type="dxa" w:w="40"/>
-            </w:tcMar>
-            <w:vAlign w:val="center"/>
-          </w:tcPr>
-          <w:p>
-            <w:pPr>
-              <w:spacing w:after="50"/>
-            </w:pPr>
-            <w:r>
-              <w:rPr>
-                <w:b/>
-                <w:bCs/>
-                <w:color w:val="12355B"/>
-                <w:sz w:val="24"/>
-                <w:szCs w:val="24"/>
-              </w:rPr>
-              <w:t xml:space="preserve">confidence</w:t>
-            </w:r>
-            <w:r>
-              <w:rPr>
-                <w:i/>
-                <w:iCs/>
-                <w:color w:val="5F6F80"/>
-                <w:sz w:val="19"/>
-                <w:szCs w:val="19"/>
-              </w:rPr>
-              <w:t xml:space="preserve">   confianza</w:t>
-            </w:r>
-          </w:p>
-          <w:p>
-            <w:pPr>
-              <w:spacing w:after="40"/>
-            </w:pPr>
-            <w:r>
-              <w:rPr>
-                <w:sz w:val="21"/>
-                <w:szCs w:val="21"/>
-              </w:rPr>
-              <w:t xml:space="preserve">Trusting yourself to try a problem, even when the first attempt might fail.</w:t>
-            </w:r>
-          </w:p>
           <w:p>
             <w:pPr>
               <w:spacing w:after="0"/>
             </w:pPr>
-            <w:r>
-              <w:rPr>
-                <w:b/>
-                <w:bCs/>
-                <w:color w:val="1FA6A2"/>
-                <w:sz w:val="18"/>
-                <w:szCs w:val="18"/>
-              </w:rPr>
-              <w:t xml:space="preserve">Example:  </w:t>
-            </w:r>
             <w:r>
               <w:rPr>
                 <w:i/>
@@ -882,23 +1127,6 @@
           </w:p>
         </w:tc>
       </w:tr>
-    </w:tbl>
-    <w:tbl>
-      <w:tblPr>
-        <w:tblW w:type="pct" w:w="100%"/>
-        <w:tblBorders>
-          <w:top w:val="none" w:color="FFFFFF" w:sz="0"/>
-          <w:left w:val="none" w:color="FFFFFF" w:sz="0"/>
-          <w:bottom w:val="single" w:color="C7D2DD" w:sz="4"/>
-          <w:right w:val="none" w:color="FFFFFF" w:sz="0"/>
-          <w:insideH w:val="none" w:color="FFFFFF" w:sz="0"/>
-          <w:insideV w:val="none" w:color="FFFFFF" w:sz="0"/>
-        </w:tblBorders>
-      </w:tblPr>
-      <w:tblGrid>
-        <w:gridCol w:w="1800"/>
-        <w:gridCol w:w="7560"/>
-      </w:tblGrid>
       <w:tr>
         <w:trPr>
           <w:cantSplit/>
@@ -907,22 +1135,126 @@
           <w:tcPr>
             <w:tcW w:type="dxa" w:w="1800"/>
             <w:tcMar>
-              <w:top w:type="dxa" w:w="100"/>
-              <w:left w:type="dxa" w:w="40"/>
-              <w:bottom w:type="dxa" w:w="100"/>
-              <w:right w:type="dxa" w:w="120"/>
+              <w:top w:type="dxa" w:w="80"/>
+              <w:left w:type="dxa" w:w="100"/>
+              <w:bottom w:type="dxa" w:w="80"/>
+              <w:right w:type="dxa" w:w="100"/>
             </w:tcMar>
-            <w:vAlign w:val="center"/>
+            <w:vAlign w:val="top"/>
           </w:tcPr>
           <w:p>
             <w:pPr>
+              <w:spacing w:after="30"/>
+            </w:pPr>
+            <w:r>
+              <w:rPr>
+                <w:b/>
+                <w:bCs/>
+                <w:color w:val="12355B"/>
+                <w:sz w:val="21"/>
+                <w:szCs w:val="21"/>
+              </w:rPr>
+              <w:t xml:space="preserve">community</w:t>
+            </w:r>
+          </w:p>
+          <w:p>
+            <w:pPr>
               <w:spacing w:after="0"/>
+            </w:pPr>
+            <w:r>
+              <w:rPr>
+                <w:i/>
+                <w:iCs/>
+                <w:color w:val="5F6F80"/>
+                <w:sz w:val="18"/>
+                <w:szCs w:val="18"/>
+              </w:rPr>
+              <w:t xml:space="preserve">comunidad</w:t>
+            </w:r>
+          </w:p>
+        </w:tc>
+        <w:tc>
+          <w:tcPr>
+            <w:tcW w:type="dxa" w:w="3160"/>
+            <w:tcMar>
+              <w:top w:type="dxa" w:w="80"/>
+              <w:left w:type="dxa" w:w="100"/>
+              <w:bottom w:type="dxa" w:w="80"/>
+              <w:right w:type="dxa" w:w="100"/>
+            </w:tcMar>
+            <w:vAlign w:val="top"/>
+          </w:tcPr>
+          <w:p>
+            <w:pPr>
+              <w:spacing w:after="0"/>
+            </w:pPr>
+            <w:r>
+              <w:rPr>
+                <w:sz w:val="20"/>
+                <w:szCs w:val="20"/>
+              </w:rPr>
+              <w:t xml:space="preserve">The people and places around you — where math shows up outside the classroom.</w:t>
+            </w:r>
+          </w:p>
+        </w:tc>
+        <w:tc>
+          <w:tcPr>
+            <w:tcW w:type="dxa" w:w="2200"/>
+            <w:tcMar>
+              <w:top w:type="dxa" w:w="80"/>
+              <w:left w:type="dxa" w:w="100"/>
+              <w:bottom w:type="dxa" w:w="80"/>
+              <w:right w:type="dxa" w:w="100"/>
+            </w:tcMar>
+            <w:vAlign w:val="top"/>
+          </w:tcPr>
+          <w:p>
+            <w:pPr>
+              <w:spacing w:after="40"/>
+            </w:pPr>
+            <w:r>
+              <w:rPr>
+                <w:i/>
+                <w:iCs/>
+                <w:color w:val="5F6F80"/>
+                <w:sz w:val="19"/>
+                <w:szCs w:val="19"/>
+              </w:rPr>
+              <w:t xml:space="preserve">Not community: write a counter-example that breaks the definition.</w:t>
+            </w:r>
+          </w:p>
+          <w:p>
+            <w:pPr>
+              <w:pBdr>
+                <w:bottom w:val="single" w:color="AFBECC" w:sz="6"/>
+              </w:pBdr>
+              <w:spacing w:after="30" w:before="150"/>
+            </w:pPr>
+            <w:r>
+              <w:t xml:space="preserve"/>
+            </w:r>
+          </w:p>
+        </w:tc>
+        <w:tc>
+          <w:tcPr>
+            <w:tcW w:type="dxa" w:w="2200"/>
+            <w:tcMar>
+              <w:top w:type="dxa" w:w="80"/>
+              <w:left w:type="dxa" w:w="100"/>
+              <w:bottom w:type="dxa" w:w="80"/>
+              <w:right w:type="dxa" w:w="100"/>
+            </w:tcMar>
+            <w:vAlign w:val="top"/>
+          </w:tcPr>
+          <w:p>
+            <w:pPr>
+              <w:spacing w:after="40"/>
               <w:jc w:val="center"/>
             </w:pPr>
             <w:r>
               <w:drawing>
                 <wp:inline distT="0" distB="0" distL="0" distR="0">
-                  <wp:extent cx="1047750" cy="790575"/>
+                  <wp:extent cx="876300" cy="657225"/>
                   <wp:effectExtent t="0" r="0" b="0" l="0"/>
                   <wp:docPr id="1" name="" descr="" title=""/>
                   <wp:cNvGraphicFramePr>
@@ -947,7 +1279,7 @@
                         <pic:spPr bwMode="auto">
                           <a:xfrm>
                             <a:off x="0" y="0"/>
-                            <a:ext cx="1047750" cy="790575"/>
+                            <a:ext cx="876300" cy="657225"/>
                           </a:xfrm>
                           <a:prstGeom prst="rect">
                             <a:avLst/>
@@ -960,69 +1292,10 @@
               </w:drawing>
             </w:r>
           </w:p>
-        </w:tc>
-        <w:tc>
-          <w:tcPr>
-            <w:tcW w:type="dxa" w:w="7560"/>
-            <w:tcMar>
-              <w:top w:type="dxa" w:w="100"/>
-              <w:left w:type="dxa" w:w="40"/>
-              <w:bottom w:type="dxa" w:w="100"/>
-              <w:right w:type="dxa" w:w="40"/>
-            </w:tcMar>
-            <w:vAlign w:val="center"/>
-          </w:tcPr>
-          <w:p>
-            <w:pPr>
-              <w:spacing w:after="50"/>
-            </w:pPr>
-            <w:r>
-              <w:rPr>
-                <w:b/>
-                <w:bCs/>
-                <w:color w:val="12355B"/>
-                <w:sz w:val="24"/>
-                <w:szCs w:val="24"/>
-              </w:rPr>
-              <w:t xml:space="preserve">community</w:t>
-            </w:r>
-            <w:r>
-              <w:rPr>
-                <w:i/>
-                <w:iCs/>
-                <w:color w:val="5F6F80"/>
-                <w:sz w:val="19"/>
-                <w:szCs w:val="19"/>
-              </w:rPr>
-              <w:t xml:space="preserve">   comunidad</w:t>
-            </w:r>
-          </w:p>
-          <w:p>
-            <w:pPr>
-              <w:spacing w:after="40"/>
-            </w:pPr>
-            <w:r>
-              <w:rPr>
-                <w:sz w:val="21"/>
-                <w:szCs w:val="21"/>
-              </w:rPr>
-              <w:t xml:space="preserve">The people and places around you — where math shows up outside the classroom.</w:t>
-            </w:r>
-          </w:p>
           <w:p>
             <w:pPr>
               <w:spacing w:after="0"/>
             </w:pPr>
-            <w:r>
-              <w:rPr>
-                <w:b/>
-                <w:bCs/>
-                <w:color w:val="1FA6A2"/>
-                <w:sz w:val="18"/>
-                <w:szCs w:val="18"/>
-              </w:rPr>
-              <w:t xml:space="preserve">Example:  </w:t>
-            </w:r>
             <w:r>
               <w:rPr>
                 <w:i/>
@@ -3131,7 +3404,7 @@
           <w:sz w:val="19"/>
           <w:szCs w:val="19"/>
         </w:rPr>
-        <w:t xml:space="preserve">   You Do — show your work</w:t>
+        <w:t xml:space="preserve">   You Do — show your work and reasoning</w:t>
       </w:r>
     </w:p>
     <w:p>
@@ -3146,7 +3419,7 @@
           <w:sz w:val="19"/>
           <w:szCs w:val="19"/>
         </w:rPr>
-        <w:t xml:space="preserve">Solve each problem. Show your thinking in the work box.</w:t>
+        <w:t xml:space="preserve">Solve each problem in the middle column and explain your reasoning using the sentence starters on the right.</w:t>
       </w:r>
     </w:p>
     <w:p>
@@ -3175,120 +3448,258 @@
         <w:t xml:space="preserve">   extra scaffolding</w:t>
       </w:r>
     </w:p>
-    <w:p>
-      <w:pPr>
-        <w:keepNext/>
-        <w:spacing w:after="60" w:before="160"/>
-      </w:pPr>
-      <w:r>
-        <w:rPr>
-          <w:b/>
-          <w:bCs/>
-          <w:color w:val="12355B"/>
-          <w:sz w:val="22"/>
-          <w:szCs w:val="22"/>
-        </w:rPr>
-        <w:t xml:space="preserve">1.  </w:t>
-      </w:r>
-      <w:r>
-        <w:rPr>
-          <w:b/>
-          <w:bCs/>
-          <w:sz w:val="21"/>
-          <w:szCs w:val="21"/>
-        </w:rPr>
-        <w:t xml:space="preserve">In September you decomposed 78.5 as 70 + 8.5. Which of these ALSO equals 78.5, using division?</w:t>
-      </w:r>
-    </w:p>
-    <w:p>
-      <w:pPr>
-        <w:spacing w:after="40"/>
-        <w:ind w:left="420"/>
-      </w:pPr>
-      <w:r>
-        <w:rPr>
-          <w:sz w:val="20"/>
-          <w:szCs w:val="20"/>
-        </w:rPr>
-        <w:t xml:space="preserve">A)  78.5 ÷ 2</w:t>
-      </w:r>
-    </w:p>
-    <w:p>
-      <w:pPr>
-        <w:spacing w:after="40"/>
-        <w:ind w:left="420"/>
-      </w:pPr>
-      <w:r>
-        <w:rPr>
-          <w:sz w:val="20"/>
-          <w:szCs w:val="20"/>
-        </w:rPr>
-        <w:t xml:space="preserve">B)  156 ÷ 2</w:t>
-      </w:r>
-    </w:p>
-    <w:p>
-      <w:pPr>
-        <w:spacing w:after="40"/>
-        <w:ind w:left="420"/>
-      </w:pPr>
-      <w:r>
-        <w:rPr>
-          <w:sz w:val="20"/>
-          <w:szCs w:val="20"/>
-        </w:rPr>
-        <w:t xml:space="preserve">C)  157 ÷ 2</w:t>
-      </w:r>
-    </w:p>
-    <w:p>
-      <w:pPr>
-        <w:spacing w:after="40"/>
-        <w:ind w:left="420"/>
-      </w:pPr>
-      <w:r>
-        <w:rPr>
-          <w:sz w:val="20"/>
-          <w:szCs w:val="20"/>
-        </w:rPr>
-        <w:t xml:space="preserve">D)  157 ÷ 4</w:t>
-      </w:r>
-    </w:p>
-    <w:p>
-      <w:pPr>
-        <w:spacing w:after="20"/>
-      </w:pPr>
-      <w:r>
-        <w:t xml:space="preserve"/>
-      </w:r>
-    </w:p>
     <w:tbl>
       <w:tblPr>
-        <w:tblW w:type="pct" w:w="100%"/>
+        <w:tblW w:type="dxa" w:w="9360"/>
         <w:tblBorders>
           <w:top w:val="single" w:color="C7D2DD" w:sz="6"/>
           <w:left w:val="single" w:color="C7D2DD" w:sz="6"/>
           <w:bottom w:val="single" w:color="C7D2DD" w:sz="6"/>
           <w:right w:val="single" w:color="C7D2DD" w:sz="6"/>
-          <w:insideH w:val="single" w:color="auto" w:sz="4"/>
-          <w:insideV w:val="single" w:color="auto" w:sz="4"/>
+          <w:insideH w:val="single" w:color="C7D2DD" w:sz="6"/>
+          <w:insideV w:val="single" w:color="C7D2DD" w:sz="6"/>
         </w:tblBorders>
       </w:tblPr>
       <w:tblGrid>
-        <w:gridCol w:w="100"/>
+        <w:gridCol w:w="2800"/>
+        <w:gridCol w:w="3560"/>
+        <w:gridCol w:w="3000"/>
       </w:tblGrid>
       <w:tr>
+        <w:trPr>
+          <w:cantSplit/>
+          <w:tblHeader/>
+        </w:trPr>
         <w:tc>
           <w:tcPr>
+            <w:tcW w:type="dxa" w:w="2800"/>
+            <w:shd w:fill="EEF4F8" w:color="auto" w:val="clear"/>
+            <w:tcMar>
+              <w:top w:type="dxa" w:w="60"/>
+              <w:left w:type="dxa" w:w="100"/>
+              <w:bottom w:type="dxa" w:w="60"/>
+              <w:right w:type="dxa" w:w="100"/>
+            </w:tcMar>
+          </w:tcPr>
+          <w:p>
+            <w:pPr>
+              <w:spacing w:after="0"/>
+            </w:pPr>
+            <w:r>
+              <w:rPr>
+                <w:b/>
+                <w:bCs/>
+                <w:color w:val="12355B"/>
+                <w:sz w:val="16"/>
+                <w:szCs w:val="16"/>
+              </w:rPr>
+              <w:t xml:space="preserve">CORE PROBLEM / GIVEN REPRESENTATION</w:t>
+            </w:r>
+          </w:p>
+        </w:tc>
+        <w:tc>
+          <w:tcPr>
+            <w:tcW w:type="dxa" w:w="3560"/>
+            <w:shd w:fill="EEF4F8" w:color="auto" w:val="clear"/>
+            <w:tcMar>
+              <w:top w:type="dxa" w:w="60"/>
+              <w:left w:type="dxa" w:w="100"/>
+              <w:bottom w:type="dxa" w:w="60"/>
+              <w:right w:type="dxa" w:w="100"/>
+            </w:tcMar>
+          </w:tcPr>
+          <w:p>
+            <w:pPr>
+              <w:spacing w:after="0"/>
+            </w:pPr>
+            <w:r>
+              <w:rPr>
+                <w:b/>
+                <w:bCs/>
+                <w:color w:val="12355B"/>
+                <w:sz w:val="16"/>
+                <w:szCs w:val="16"/>
+              </w:rPr>
+              <w:t xml:space="preserve">WORKING SPACE / CALCULATION STEPS</w:t>
+            </w:r>
+          </w:p>
+        </w:tc>
+        <w:tc>
+          <w:tcPr>
+            <w:tcW w:type="dxa" w:w="3000"/>
             <w:shd w:fill="FBF3E2" w:color="auto" w:val="clear"/>
             <w:tcMar>
               <w:top w:type="dxa" w:w="60"/>
-              <w:left w:type="dxa" w:w="120"/>
+              <w:left w:type="dxa" w:w="100"/>
               <w:bottom w:type="dxa" w:w="60"/>
-              <w:right w:type="dxa" w:w="120"/>
+              <w:right w:type="dxa" w:w="100"/>
             </w:tcMar>
           </w:tcPr>
           <w:p>
             <w:pPr>
-              <w:spacing w:after="0" w:line="320"/>
+              <w:spacing w:after="0"/>
+            </w:pPr>
+            <w:r>
+              <w:rPr>
+                <w:b/>
+                <w:bCs/>
+                <w:color w:val="B97A12"/>
+                <w:sz w:val="16"/>
+                <w:szCs w:val="16"/>
+              </w:rPr>
+              <w:t xml:space="preserve">EXPLAIN YOUR REASONING</w:t>
+            </w:r>
+          </w:p>
+        </w:tc>
+      </w:tr>
+      <w:tr>
+        <w:trPr>
+          <w:cantSplit/>
+        </w:trPr>
+        <w:tc>
+          <w:tcPr>
+            <w:tcW w:type="dxa" w:w="2800"/>
+            <w:tcMar>
+              <w:top w:type="dxa" w:w="80"/>
+              <w:left w:type="dxa" w:w="100"/>
+              <w:bottom w:type="dxa" w:w="80"/>
+              <w:right w:type="dxa" w:w="100"/>
+            </w:tcMar>
+            <w:vAlign w:val="top"/>
+          </w:tcPr>
+          <w:p>
+            <w:pPr>
+              <w:spacing w:after="60"/>
+            </w:pPr>
+            <w:r>
+              <w:rPr>
+                <w:b/>
+                <w:bCs/>
+                <w:color w:val="12355B"/>
+                <w:sz w:val="21"/>
+                <w:szCs w:val="21"/>
+              </w:rPr>
+              <w:t xml:space="preserve">1.  </w:t>
+            </w:r>
+            <w:r>
+              <w:rPr>
+                <w:b/>
+                <w:bCs/>
+                <w:sz w:val="20"/>
+                <w:szCs w:val="20"/>
+              </w:rPr>
+              <w:t xml:space="preserve">In September you decomposed 78.5 as 70 + 8.5. Which of these ALSO equals 78.5, using division?</w:t>
+            </w:r>
+          </w:p>
+          <w:p>
+            <w:pPr>
+              <w:spacing w:after="30"/>
+              <w:ind w:left="180"/>
+            </w:pPr>
+            <w:r>
+              <w:rPr>
+                <w:sz w:val="19"/>
+                <w:szCs w:val="19"/>
+              </w:rPr>
+              <w:t xml:space="preserve">A)  78.5 ÷ 2</w:t>
+            </w:r>
+          </w:p>
+          <w:p>
+            <w:pPr>
+              <w:spacing w:after="30"/>
+              <w:ind w:left="180"/>
+            </w:pPr>
+            <w:r>
+              <w:rPr>
+                <w:sz w:val="19"/>
+                <w:szCs w:val="19"/>
+              </w:rPr>
+              <w:t xml:space="preserve">B)  156 ÷ 2</w:t>
+            </w:r>
+          </w:p>
+          <w:p>
+            <w:pPr>
+              <w:spacing w:after="30"/>
+              <w:ind w:left="180"/>
+            </w:pPr>
+            <w:r>
+              <w:rPr>
+                <w:sz w:val="19"/>
+                <w:szCs w:val="19"/>
+              </w:rPr>
+              <w:t xml:space="preserve">C)  157 ÷ 2</w:t>
+            </w:r>
+          </w:p>
+          <w:p>
+            <w:pPr>
+              <w:spacing w:after="30"/>
+              <w:ind w:left="180"/>
+            </w:pPr>
+            <w:r>
+              <w:rPr>
+                <w:sz w:val="19"/>
+                <w:szCs w:val="19"/>
+              </w:rPr>
+              <w:t xml:space="preserve">D)  157 ÷ 4</w:t>
+            </w:r>
+          </w:p>
+        </w:tc>
+        <w:tc>
+          <w:tcPr>
+            <w:tcW w:type="dxa" w:w="3560"/>
+            <w:tcMar>
+              <w:top w:type="dxa" w:w="80"/>
+              <w:left w:type="dxa" w:w="100"/>
+              <w:bottom w:type="dxa" w:w="80"/>
+              <w:right w:type="dxa" w:w="100"/>
+            </w:tcMar>
+            <w:vAlign w:val="top"/>
+          </w:tcPr>
+          <w:p>
+            <w:pPr>
+              <w:spacing w:after="40"/>
+            </w:pPr>
+            <w:r>
+              <w:rPr>
+                <w:b/>
+                <w:bCs/>
+                <w:color w:val="1FA6A2"/>
+                <w:sz w:val="19"/>
+                <w:szCs w:val="19"/>
+              </w:rPr>
+              <w:t xml:space="preserve">Solution:  </w:t>
+            </w:r>
+            <w:r>
+              <w:rPr>
+                <w:b/>
+                <w:bCs/>
+                <w:sz w:val="19"/>
+                <w:szCs w:val="19"/>
+              </w:rPr>
+              <w:t xml:space="preserve">C)  157 ÷ 2</w:t>
+            </w:r>
+          </w:p>
+          <w:p>
+            <w:pPr>
+              <w:spacing w:after="40"/>
+            </w:pPr>
+            <w:r>
+              <w:rPr>
+                <w:i/>
+                <w:iCs/>
+                <w:color w:val="5F6F80"/>
+                <w:sz w:val="18"/>
+                <w:szCs w:val="18"/>
+              </w:rPr>
+              <w:t xml:space="preserve">157 ÷ 2 = 78.5, so it is another way to write the same number from Lesson 1-1.</w:t>
+            </w:r>
+          </w:p>
+          <w:p>
+            <w:pPr>
+              <w:pBdr>
+                <w:bottom w:val="single" w:color="AFBECC" w:sz="6"/>
+              </w:pBdr>
+              <w:spacing w:after="30" w:before="150"/>
             </w:pPr>
             <w:r>
               <w:t xml:space="preserve"/>
@@ -3296,7 +3707,125 @@
           </w:p>
           <w:p>
             <w:pPr>
-              <w:spacing w:after="0" w:line="320"/>
+              <w:pBdr>
+                <w:bottom w:val="single" w:color="AFBECC" w:sz="6"/>
+              </w:pBdr>
+              <w:spacing w:after="30" w:before="150"/>
+            </w:pPr>
+            <w:r>
+              <w:t xml:space="preserve"/>
+            </w:r>
+          </w:p>
+        </w:tc>
+        <w:tc>
+          <w:tcPr>
+            <w:tcW w:type="dxa" w:w="3000"/>
+            <w:shd w:fill="FBF3E2" w:color="auto" w:val="clear"/>
+            <w:tcMar>
+              <w:top w:type="dxa" w:w="80"/>
+              <w:left w:type="dxa" w:w="100"/>
+              <w:bottom w:type="dxa" w:w="80"/>
+              <w:right w:type="dxa" w:w="100"/>
+            </w:tcMar>
+            <w:vAlign w:val="top"/>
+          </w:tcPr>
+          <w:p>
+            <w:pPr>
+              <w:spacing w:after="40"/>
+            </w:pPr>
+            <w:r>
+              <w:rPr>
+                <w:b/>
+                <w:bCs/>
+                <w:color w:val="12355B"/>
+                <w:sz w:val="19"/>
+                <w:szCs w:val="19"/>
+              </w:rPr>
+              <w:t xml:space="preserve">Because... </w:t>
+            </w:r>
+            <w:r>
+              <w:rPr>
+                <w:color w:val="AFBECC"/>
+                <w:sz w:val="19"/>
+                <w:szCs w:val="19"/>
+              </w:rPr>
+              <w:t xml:space="preserve">________________</w:t>
+            </w:r>
+          </w:p>
+          <w:p>
+            <w:pPr>
+              <w:pBdr>
+                <w:bottom w:val="single" w:color="AFBECC" w:sz="6"/>
+              </w:pBdr>
+              <w:spacing w:after="30" w:before="150"/>
+            </w:pPr>
+            <w:r>
+              <w:t xml:space="preserve"/>
+            </w:r>
+          </w:p>
+          <w:p>
+            <w:pPr>
+              <w:spacing w:after="40" w:before="80"/>
+            </w:pPr>
+            <w:r>
+              <w:rPr>
+                <w:b/>
+                <w:bCs/>
+                <w:color w:val="6B4FA0"/>
+                <w:sz w:val="19"/>
+                <w:szCs w:val="19"/>
+              </w:rPr>
+              <w:t xml:space="preserve">Although... </w:t>
+            </w:r>
+            <w:r>
+              <w:rPr>
+                <w:color w:val="AFBECC"/>
+                <w:sz w:val="19"/>
+                <w:szCs w:val="19"/>
+              </w:rPr>
+              <w:t xml:space="preserve">_______________</w:t>
+            </w:r>
+          </w:p>
+          <w:p>
+            <w:pPr>
+              <w:pBdr>
+                <w:bottom w:val="single" w:color="AFBECC" w:sz="6"/>
+              </w:pBdr>
+              <w:spacing w:after="30" w:before="150"/>
+            </w:pPr>
+            <w:r>
+              <w:t xml:space="preserve"/>
+            </w:r>
+          </w:p>
+          <w:p>
+            <w:pPr>
+              <w:spacing w:after="40" w:before="80"/>
+            </w:pPr>
+            <w:r>
+              <w:rPr>
+                <w:b/>
+                <w:bCs/>
+                <w:color w:val="1FA6A2"/>
+                <w:sz w:val="19"/>
+                <w:szCs w:val="19"/>
+              </w:rPr>
+              <w:t xml:space="preserve">Therefore... </w:t>
+            </w:r>
+            <w:r>
+              <w:rPr>
+                <w:color w:val="AFBECC"/>
+                <w:sz w:val="19"/>
+                <w:szCs w:val="19"/>
+              </w:rPr>
+              <w:t xml:space="preserve">______________</w:t>
+            </w:r>
+          </w:p>
+          <w:p>
+            <w:pPr>
+              <w:pBdr>
+                <w:bottom w:val="single" w:color="AFBECC" w:sz="6"/>
+              </w:pBdr>
+              <w:spacing w:after="30" w:before="150"/>
             </w:pPr>
             <w:r>
               <w:t xml:space="preserve"/>
@@ -3307,58 +3836,197 @@
     </w:tbl>
     <w:p>
       <w:pPr>
-        <w:keepNext/>
-        <w:spacing w:after="60" w:before="160"/>
-      </w:pPr>
-      <w:r>
-        <w:rPr>
-          <w:b/>
-          <w:bCs/>
-          <w:color w:val="12355B"/>
-          <w:sz w:val="22"/>
-          <w:szCs w:val="22"/>
-        </w:rPr>
-        <w:t xml:space="preserve">2.  </w:t>
-      </w:r>
-      <w:r>
-        <w:rPr>
-          <w:b/>
-          <w:bCs/>
-          <w:sz w:val="21"/>
-          <w:szCs w:val="21"/>
-        </w:rPr>
-        <w:t xml:space="preserve">How have you used math at home or with your family in new or different ways this year?</w:t>
+        <w:spacing w:after="80"/>
+      </w:pPr>
+      <w:r>
+        <w:t xml:space="preserve"/>
       </w:r>
     </w:p>
     <w:tbl>
       <w:tblPr>
-        <w:tblW w:type="pct" w:w="100%"/>
+        <w:tblW w:type="dxa" w:w="9360"/>
         <w:tblBorders>
           <w:top w:val="single" w:color="C7D2DD" w:sz="6"/>
           <w:left w:val="single" w:color="C7D2DD" w:sz="6"/>
           <w:bottom w:val="single" w:color="C7D2DD" w:sz="6"/>
           <w:right w:val="single" w:color="C7D2DD" w:sz="6"/>
-          <w:insideH w:val="single" w:color="auto" w:sz="4"/>
-          <w:insideV w:val="single" w:color="auto" w:sz="4"/>
+          <w:insideH w:val="single" w:color="C7D2DD" w:sz="6"/>
+          <w:insideV w:val="single" w:color="C7D2DD" w:sz="6"/>
         </w:tblBorders>
       </w:tblPr>
       <w:tblGrid>
-        <w:gridCol w:w="100"/>
+        <w:gridCol w:w="2800"/>
+        <w:gridCol w:w="3560"/>
+        <w:gridCol w:w="3000"/>
       </w:tblGrid>
       <w:tr>
+        <w:trPr>
+          <w:cantSplit/>
+          <w:tblHeader/>
+        </w:trPr>
         <w:tc>
           <w:tcPr>
+            <w:tcW w:type="dxa" w:w="2800"/>
+            <w:shd w:fill="EEF4F8" w:color="auto" w:val="clear"/>
+            <w:tcMar>
+              <w:top w:type="dxa" w:w="60"/>
+              <w:left w:type="dxa" w:w="100"/>
+              <w:bottom w:type="dxa" w:w="60"/>
+              <w:right w:type="dxa" w:w="100"/>
+            </w:tcMar>
+          </w:tcPr>
+          <w:p>
+            <w:pPr>
+              <w:spacing w:after="0"/>
+            </w:pPr>
+            <w:r>
+              <w:rPr>
+                <w:b/>
+                <w:bCs/>
+                <w:color w:val="12355B"/>
+                <w:sz w:val="16"/>
+                <w:szCs w:val="16"/>
+              </w:rPr>
+              <w:t xml:space="preserve">CORE PROBLEM / GIVEN REPRESENTATION</w:t>
+            </w:r>
+          </w:p>
+        </w:tc>
+        <w:tc>
+          <w:tcPr>
+            <w:tcW w:type="dxa" w:w="3560"/>
+            <w:shd w:fill="EEF4F8" w:color="auto" w:val="clear"/>
+            <w:tcMar>
+              <w:top w:type="dxa" w:w="60"/>
+              <w:left w:type="dxa" w:w="100"/>
+              <w:bottom w:type="dxa" w:w="60"/>
+              <w:right w:type="dxa" w:w="100"/>
+            </w:tcMar>
+          </w:tcPr>
+          <w:p>
+            <w:pPr>
+              <w:spacing w:after="0"/>
+            </w:pPr>
+            <w:r>
+              <w:rPr>
+                <w:b/>
+                <w:bCs/>
+                <w:color w:val="12355B"/>
+                <w:sz w:val="16"/>
+                <w:szCs w:val="16"/>
+              </w:rPr>
+              <w:t xml:space="preserve">WORKING SPACE / CALCULATION STEPS</w:t>
+            </w:r>
+          </w:p>
+        </w:tc>
+        <w:tc>
+          <w:tcPr>
+            <w:tcW w:type="dxa" w:w="3000"/>
             <w:shd w:fill="FBF3E2" w:color="auto" w:val="clear"/>
             <w:tcMar>
               <w:top w:type="dxa" w:w="60"/>
-              <w:left w:type="dxa" w:w="120"/>
+              <w:left w:type="dxa" w:w="100"/>
               <w:bottom w:type="dxa" w:w="60"/>
-              <w:right w:type="dxa" w:w="120"/>
+              <w:right w:type="dxa" w:w="100"/>
             </w:tcMar>
           </w:tcPr>
           <w:p>
             <w:pPr>
-              <w:spacing w:after="0" w:line="320"/>
+              <w:spacing w:after="0"/>
+            </w:pPr>
+            <w:r>
+              <w:rPr>
+                <w:b/>
+                <w:bCs/>
+                <w:color w:val="B97A12"/>
+                <w:sz w:val="16"/>
+                <w:szCs w:val="16"/>
+              </w:rPr>
+              <w:t xml:space="preserve">EXPLAIN YOUR REASONING</w:t>
+            </w:r>
+          </w:p>
+        </w:tc>
+      </w:tr>
+      <w:tr>
+        <w:trPr>
+          <w:cantSplit/>
+        </w:trPr>
+        <w:tc>
+          <w:tcPr>
+            <w:tcW w:type="dxa" w:w="2800"/>
+            <w:tcMar>
+              <w:top w:type="dxa" w:w="80"/>
+              <w:left w:type="dxa" w:w="100"/>
+              <w:bottom w:type="dxa" w:w="80"/>
+              <w:right w:type="dxa" w:w="100"/>
+            </w:tcMar>
+            <w:vAlign w:val="top"/>
+          </w:tcPr>
+          <w:p>
+            <w:pPr>
+              <w:spacing w:after="60"/>
+            </w:pPr>
+            <w:r>
+              <w:rPr>
+                <w:b/>
+                <w:bCs/>
+                <w:color w:val="12355B"/>
+                <w:sz w:val="21"/>
+                <w:szCs w:val="21"/>
+              </w:rPr>
+              <w:t xml:space="preserve">2.  </w:t>
+            </w:r>
+            <w:r>
+              <w:rPr>
+                <w:b/>
+                <w:bCs/>
+                <w:sz w:val="20"/>
+                <w:szCs w:val="20"/>
+              </w:rPr>
+              <w:t xml:space="preserve">How have you used math at home or with your family in new or different ways this year?</w:t>
+            </w:r>
+          </w:p>
+        </w:tc>
+        <w:tc>
+          <w:tcPr>
+            <w:tcW w:type="dxa" w:w="3560"/>
+            <w:tcMar>
+              <w:top w:type="dxa" w:w="80"/>
+              <w:left w:type="dxa" w:w="100"/>
+              <w:bottom w:type="dxa" w:w="80"/>
+              <w:right w:type="dxa" w:w="100"/>
+            </w:tcMar>
+            <w:vAlign w:val="top"/>
+          </w:tcPr>
+          <w:p>
+            <w:pPr>
+              <w:spacing w:after="40"/>
+            </w:pPr>
+            <w:r>
+              <w:rPr>
+                <w:b/>
+                <w:bCs/>
+                <w:color w:val="1FA6A2"/>
+                <w:sz w:val="19"/>
+                <w:szCs w:val="19"/>
+              </w:rPr>
+              <w:t xml:space="preserve">Solution:  </w:t>
+            </w:r>
+            <w:r>
+              <w:rPr>
+                <w:b/>
+                <w:bCs/>
+                <w:sz w:val="19"/>
+                <w:szCs w:val="19"/>
+              </w:rPr>
+              <w:t xml:space="preserve">Answers vary.</w:t>
+            </w:r>
+          </w:p>
+          <w:p>
+            <w:pPr>
+              <w:pBdr>
+                <w:bottom w:val="single" w:color="AFBECC" w:sz="6"/>
+              </w:pBdr>
+              <w:spacing w:after="30" w:before="150"/>
             </w:pPr>
             <w:r>
               <w:t xml:space="preserve"/>
@@ -3366,15 +4034,57 @@
           </w:p>
           <w:p>
             <w:pPr>
-              <w:spacing w:after="0" w:line="320"/>
+              <w:pBdr>
+                <w:bottom w:val="single" w:color="AFBECC" w:sz="6"/>
+              </w:pBdr>
+              <w:spacing w:after="30" w:before="150"/>
             </w:pPr>
             <w:r>
               <w:t xml:space="preserve"/>
             </w:r>
           </w:p>
-          <w:p>
-            <w:pPr>
-              <w:spacing w:after="0" w:line="320"/>
+        </w:tc>
+        <w:tc>
+          <w:tcPr>
+            <w:tcW w:type="dxa" w:w="3000"/>
+            <w:shd w:fill="FBF3E2" w:color="auto" w:val="clear"/>
+            <w:tcMar>
+              <w:top w:type="dxa" w:w="80"/>
+              <w:left w:type="dxa" w:w="100"/>
+              <w:bottom w:type="dxa" w:w="80"/>
+              <w:right w:type="dxa" w:w="100"/>
+            </w:tcMar>
+            <w:vAlign w:val="top"/>
+          </w:tcPr>
+          <w:p>
+            <w:pPr>
+              <w:spacing w:after="40"/>
+            </w:pPr>
+            <w:r>
+              <w:rPr>
+                <w:b/>
+                <w:bCs/>
+                <w:color w:val="12355B"/>
+                <w:sz w:val="19"/>
+                <w:szCs w:val="19"/>
+              </w:rPr>
+              <w:t xml:space="preserve">Because... </w:t>
+            </w:r>
+            <w:r>
+              <w:rPr>
+                <w:color w:val="AFBECC"/>
+                <w:sz w:val="19"/>
+                <w:szCs w:val="19"/>
+              </w:rPr>
+              <w:t xml:space="preserve">________________</w:t>
+            </w:r>
+          </w:p>
+          <w:p>
+            <w:pPr>
+              <w:pBdr>
+                <w:bottom w:val="single" w:color="AFBECC" w:sz="6"/>
+              </w:pBdr>
+              <w:spacing w:after="30" w:before="150"/>
             </w:pPr>
             <w:r>
               <w:t xml:space="preserve"/>
@@ -3382,7 +4092,67 @@
           </w:p>
           <w:p>
             <w:pPr>
-              <w:spacing w:after="0" w:line="320"/>
+              <w:spacing w:after="40" w:before="80"/>
+            </w:pPr>
+            <w:r>
+              <w:rPr>
+                <w:b/>
+                <w:bCs/>
+                <w:color w:val="6B4FA0"/>
+                <w:sz w:val="19"/>
+                <w:szCs w:val="19"/>
+              </w:rPr>
+              <w:t xml:space="preserve">Although... </w:t>
+            </w:r>
+            <w:r>
+              <w:rPr>
+                <w:color w:val="AFBECC"/>
+                <w:sz w:val="19"/>
+                <w:szCs w:val="19"/>
+              </w:rPr>
+              <w:t xml:space="preserve">_______________</w:t>
+            </w:r>
+          </w:p>
+          <w:p>
+            <w:pPr>
+              <w:pBdr>
+                <w:bottom w:val="single" w:color="AFBECC" w:sz="6"/>
+              </w:pBdr>
+              <w:spacing w:after="30" w:before="150"/>
+            </w:pPr>
+            <w:r>
+              <w:t xml:space="preserve"/>
+            </w:r>
+          </w:p>
+          <w:p>
+            <w:pPr>
+              <w:spacing w:after="40" w:before="80"/>
+            </w:pPr>
+            <w:r>
+              <w:rPr>
+                <w:b/>
+                <w:bCs/>
+                <w:color w:val="1FA6A2"/>
+                <w:sz w:val="19"/>
+                <w:szCs w:val="19"/>
+              </w:rPr>
+              <w:t xml:space="preserve">Therefore... </w:t>
+            </w:r>
+            <w:r>
+              <w:rPr>
+                <w:color w:val="AFBECC"/>
+                <w:sz w:val="19"/>
+                <w:szCs w:val="19"/>
+              </w:rPr>
+              <w:t xml:space="preserve">______________</w:t>
+            </w:r>
+          </w:p>
+          <w:p>
+            <w:pPr>
+              <w:pBdr>
+                <w:bottom w:val="single" w:color="AFBECC" w:sz="6"/>
+              </w:pBdr>
+              <w:spacing w:after="30" w:before="150"/>
             </w:pPr>
             <w:r>
               <w:t xml:space="preserve"/>
@@ -3393,84 +4163,7 @@
     </w:tbl>
     <w:p>
       <w:pPr>
-        <w:keepNext/>
-        <w:spacing w:after="60" w:before="160"/>
-      </w:pPr>
-      <w:r>
-        <w:rPr>
-          <w:b/>
-          <w:bCs/>
-          <w:color w:val="12355B"/>
-          <w:sz w:val="22"/>
-          <w:szCs w:val="22"/>
-        </w:rPr>
-        <w:t xml:space="preserve">3.  </w:t>
-      </w:r>
-      <w:r>
-        <w:rPr>
-          <w:b/>
-          <w:bCs/>
-          <w:sz w:val="21"/>
-          <w:szCs w:val="21"/>
-        </w:rPr>
-        <w:t xml:space="preserve">Which statement matches this lesson's big idea about math stories?</w:t>
-      </w:r>
-    </w:p>
-    <w:p>
-      <w:pPr>
-        <w:spacing w:after="40"/>
-        <w:ind w:left="420"/>
-      </w:pPr>
-      <w:r>
-        <w:rPr>
-          <w:sz w:val="20"/>
-          <w:szCs w:val="20"/>
-        </w:rPr>
-        <w:t xml:space="preserve">A)  Our math stories continue to grow and evolve as we grow</w:t>
-      </w:r>
-    </w:p>
-    <w:p>
-      <w:pPr>
-        <w:spacing w:after="40"/>
-        <w:ind w:left="420"/>
-      </w:pPr>
-      <w:r>
-        <w:rPr>
-          <w:sz w:val="20"/>
-          <w:szCs w:val="20"/>
-        </w:rPr>
-        <w:t xml:space="preserve">B)  Your math story was finished when you wrote it in September</w:t>
-      </w:r>
-    </w:p>
-    <w:p>
-      <w:pPr>
-        <w:spacing w:after="40"/>
-        <w:ind w:left="420"/>
-      </w:pPr>
-      <w:r>
-        <w:rPr>
-          <w:sz w:val="20"/>
-          <w:szCs w:val="20"/>
-        </w:rPr>
-        <w:t xml:space="preserve">C)  Only students with high grades have a math story</w:t>
-      </w:r>
-    </w:p>
-    <w:p>
-      <w:pPr>
-        <w:spacing w:after="40"/>
-        <w:ind w:left="420"/>
-      </w:pPr>
-      <w:r>
-        <w:rPr>
-          <w:sz w:val="20"/>
-          <w:szCs w:val="20"/>
-        </w:rPr>
-        <w:t xml:space="preserve">D)  A math story never changes once it is written</w:t>
-      </w:r>
-    </w:p>
-    <w:p>
-      <w:pPr>
-        <w:spacing w:after="20"/>
+        <w:spacing w:after="80"/>
       </w:pPr>
       <w:r>
         <w:t xml:space="preserve"/>
@@ -3478,33 +4171,256 @@
     </w:p>
     <w:tbl>
       <w:tblPr>
-        <w:tblW w:type="pct" w:w="100%"/>
+        <w:tblW w:type="dxa" w:w="9360"/>
         <w:tblBorders>
           <w:top w:val="single" w:color="C7D2DD" w:sz="6"/>
           <w:left w:val="single" w:color="C7D2DD" w:sz="6"/>
           <w:bottom w:val="single" w:color="C7D2DD" w:sz="6"/>
           <w:right w:val="single" w:color="C7D2DD" w:sz="6"/>
-          <w:insideH w:val="single" w:color="auto" w:sz="4"/>
-          <w:insideV w:val="single" w:color="auto" w:sz="4"/>
+          <w:insideH w:val="single" w:color="C7D2DD" w:sz="6"/>
+          <w:insideV w:val="single" w:color="C7D2DD" w:sz="6"/>
         </w:tblBorders>
       </w:tblPr>
       <w:tblGrid>
-        <w:gridCol w:w="100"/>
+        <w:gridCol w:w="2800"/>
+        <w:gridCol w:w="3560"/>
+        <w:gridCol w:w="3000"/>
       </w:tblGrid>
       <w:tr>
+        <w:trPr>
+          <w:cantSplit/>
+          <w:tblHeader/>
+        </w:trPr>
         <w:tc>
           <w:tcPr>
+            <w:tcW w:type="dxa" w:w="2800"/>
+            <w:shd w:fill="EEF4F8" w:color="auto" w:val="clear"/>
+            <w:tcMar>
+              <w:top w:type="dxa" w:w="60"/>
+              <w:left w:type="dxa" w:w="100"/>
+              <w:bottom w:type="dxa" w:w="60"/>
+              <w:right w:type="dxa" w:w="100"/>
+            </w:tcMar>
+          </w:tcPr>
+          <w:p>
+            <w:pPr>
+              <w:spacing w:after="0"/>
+            </w:pPr>
+            <w:r>
+              <w:rPr>
+                <w:b/>
+                <w:bCs/>
+                <w:color w:val="12355B"/>
+                <w:sz w:val="16"/>
+                <w:szCs w:val="16"/>
+              </w:rPr>
+              <w:t xml:space="preserve">CORE PROBLEM / GIVEN REPRESENTATION</w:t>
+            </w:r>
+          </w:p>
+        </w:tc>
+        <w:tc>
+          <w:tcPr>
+            <w:tcW w:type="dxa" w:w="3560"/>
+            <w:shd w:fill="EEF4F8" w:color="auto" w:val="clear"/>
+            <w:tcMar>
+              <w:top w:type="dxa" w:w="60"/>
+              <w:left w:type="dxa" w:w="100"/>
+              <w:bottom w:type="dxa" w:w="60"/>
+              <w:right w:type="dxa" w:w="100"/>
+            </w:tcMar>
+          </w:tcPr>
+          <w:p>
+            <w:pPr>
+              <w:spacing w:after="0"/>
+            </w:pPr>
+            <w:r>
+              <w:rPr>
+                <w:b/>
+                <w:bCs/>
+                <w:color w:val="12355B"/>
+                <w:sz w:val="16"/>
+                <w:szCs w:val="16"/>
+              </w:rPr>
+              <w:t xml:space="preserve">WORKING SPACE / CALCULATION STEPS</w:t>
+            </w:r>
+          </w:p>
+        </w:tc>
+        <w:tc>
+          <w:tcPr>
+            <w:tcW w:type="dxa" w:w="3000"/>
             <w:shd w:fill="FBF3E2" w:color="auto" w:val="clear"/>
             <w:tcMar>
               <w:top w:type="dxa" w:w="60"/>
-              <w:left w:type="dxa" w:w="120"/>
+              <w:left w:type="dxa" w:w="100"/>
               <w:bottom w:type="dxa" w:w="60"/>
-              <w:right w:type="dxa" w:w="120"/>
+              <w:right w:type="dxa" w:w="100"/>
             </w:tcMar>
           </w:tcPr>
           <w:p>
             <w:pPr>
-              <w:spacing w:after="0" w:line="320"/>
+              <w:spacing w:after="0"/>
+            </w:pPr>
+            <w:r>
+              <w:rPr>
+                <w:b/>
+                <w:bCs/>
+                <w:color w:val="B97A12"/>
+                <w:sz w:val="16"/>
+                <w:szCs w:val="16"/>
+              </w:rPr>
+              <w:t xml:space="preserve">EXPLAIN YOUR REASONING</w:t>
+            </w:r>
+          </w:p>
+        </w:tc>
+      </w:tr>
+      <w:tr>
+        <w:trPr>
+          <w:cantSplit/>
+        </w:trPr>
+        <w:tc>
+          <w:tcPr>
+            <w:tcW w:type="dxa" w:w="2800"/>
+            <w:tcMar>
+              <w:top w:type="dxa" w:w="80"/>
+              <w:left w:type="dxa" w:w="100"/>
+              <w:bottom w:type="dxa" w:w="80"/>
+              <w:right w:type="dxa" w:w="100"/>
+            </w:tcMar>
+            <w:vAlign w:val="top"/>
+          </w:tcPr>
+          <w:p>
+            <w:pPr>
+              <w:spacing w:after="60"/>
+            </w:pPr>
+            <w:r>
+              <w:rPr>
+                <w:b/>
+                <w:bCs/>
+                <w:color w:val="12355B"/>
+                <w:sz w:val="21"/>
+                <w:szCs w:val="21"/>
+              </w:rPr>
+              <w:t xml:space="preserve">3.  </w:t>
+            </w:r>
+            <w:r>
+              <w:rPr>
+                <w:b/>
+                <w:bCs/>
+                <w:sz w:val="20"/>
+                <w:szCs w:val="20"/>
+              </w:rPr>
+              <w:t xml:space="preserve">Which statement matches this lesson's big idea about math stories?</w:t>
+            </w:r>
+          </w:p>
+          <w:p>
+            <w:pPr>
+              <w:spacing w:after="30"/>
+              <w:ind w:left="180"/>
+            </w:pPr>
+            <w:r>
+              <w:rPr>
+                <w:sz w:val="19"/>
+                <w:szCs w:val="19"/>
+              </w:rPr>
+              <w:t xml:space="preserve">A)  Our math stories continue to grow and evolve as we grow</w:t>
+            </w:r>
+          </w:p>
+          <w:p>
+            <w:pPr>
+              <w:spacing w:after="30"/>
+              <w:ind w:left="180"/>
+            </w:pPr>
+            <w:r>
+              <w:rPr>
+                <w:sz w:val="19"/>
+                <w:szCs w:val="19"/>
+              </w:rPr>
+              <w:t xml:space="preserve">B)  Your math story was finished when you wrote it in September</w:t>
+            </w:r>
+          </w:p>
+          <w:p>
+            <w:pPr>
+              <w:spacing w:after="30"/>
+              <w:ind w:left="180"/>
+            </w:pPr>
+            <w:r>
+              <w:rPr>
+                <w:sz w:val="19"/>
+                <w:szCs w:val="19"/>
+              </w:rPr>
+              <w:t xml:space="preserve">C)  Only students with high grades have a math story</w:t>
+            </w:r>
+          </w:p>
+          <w:p>
+            <w:pPr>
+              <w:spacing w:after="30"/>
+              <w:ind w:left="180"/>
+            </w:pPr>
+            <w:r>
+              <w:rPr>
+                <w:sz w:val="19"/>
+                <w:szCs w:val="19"/>
+              </w:rPr>
+              <w:t xml:space="preserve">D)  A math story never changes once it is written</w:t>
+            </w:r>
+          </w:p>
+        </w:tc>
+        <w:tc>
+          <w:tcPr>
+            <w:tcW w:type="dxa" w:w="3560"/>
+            <w:tcMar>
+              <w:top w:type="dxa" w:w="80"/>
+              <w:left w:type="dxa" w:w="100"/>
+              <w:bottom w:type="dxa" w:w="80"/>
+              <w:right w:type="dxa" w:w="100"/>
+            </w:tcMar>
+            <w:vAlign w:val="top"/>
+          </w:tcPr>
+          <w:p>
+            <w:pPr>
+              <w:spacing w:after="40"/>
+            </w:pPr>
+            <w:r>
+              <w:rPr>
+                <w:b/>
+                <w:bCs/>
+                <w:color w:val="1FA6A2"/>
+                <w:sz w:val="19"/>
+                <w:szCs w:val="19"/>
+              </w:rPr>
+              <w:t xml:space="preserve">Solution:  </w:t>
+            </w:r>
+            <w:r>
+              <w:rPr>
+                <w:b/>
+                <w:bCs/>
+                <w:sz w:val="19"/>
+                <w:szCs w:val="19"/>
+              </w:rPr>
+              <w:t xml:space="preserve">A)  Our math stories continue to grow and evolve as we grow</w:t>
+            </w:r>
+          </w:p>
+          <w:p>
+            <w:pPr>
+              <w:spacing w:after="40"/>
+            </w:pPr>
+            <w:r>
+              <w:rPr>
+                <w:i/>
+                <w:iCs/>
+                <w:color w:val="5F6F80"/>
+                <w:sz w:val="18"/>
+                <w:szCs w:val="18"/>
+              </w:rPr>
+              <w:t xml:space="preserve">The summary says it directly: we are all doers of math, and our math stories continue to grow and evolve as we grow and advance.</w:t>
+            </w:r>
+          </w:p>
+          <w:p>
+            <w:pPr>
+              <w:pBdr>
+                <w:bottom w:val="single" w:color="AFBECC" w:sz="6"/>
+              </w:pBdr>
+              <w:spacing w:after="30" w:before="150"/>
             </w:pPr>
             <w:r>
               <w:t xml:space="preserve"/>
@@ -3512,7 +4428,125 @@
           </w:p>
           <w:p>
             <w:pPr>
-              <w:spacing w:after="0" w:line="320"/>
+              <w:pBdr>
+                <w:bottom w:val="single" w:color="AFBECC" w:sz="6"/>
+              </w:pBdr>
+              <w:spacing w:after="30" w:before="150"/>
+            </w:pPr>
+            <w:r>
+              <w:t xml:space="preserve"/>
+            </w:r>
+          </w:p>
+        </w:tc>
+        <w:tc>
+          <w:tcPr>
+            <w:tcW w:type="dxa" w:w="3000"/>
+            <w:shd w:fill="FBF3E2" w:color="auto" w:val="clear"/>
+            <w:tcMar>
+              <w:top w:type="dxa" w:w="80"/>
+              <w:left w:type="dxa" w:w="100"/>
+              <w:bottom w:type="dxa" w:w="80"/>
+              <w:right w:type="dxa" w:w="100"/>
+            </w:tcMar>
+            <w:vAlign w:val="top"/>
+          </w:tcPr>
+          <w:p>
+            <w:pPr>
+              <w:spacing w:after="40"/>
+            </w:pPr>
+            <w:r>
+              <w:rPr>
+                <w:b/>
+                <w:bCs/>
+                <w:color w:val="12355B"/>
+                <w:sz w:val="19"/>
+                <w:szCs w:val="19"/>
+              </w:rPr>
+              <w:t xml:space="preserve">Because... </w:t>
+            </w:r>
+            <w:r>
+              <w:rPr>
+                <w:color w:val="AFBECC"/>
+                <w:sz w:val="19"/>
+                <w:szCs w:val="19"/>
+              </w:rPr>
+              <w:t xml:space="preserve">________________</w:t>
+            </w:r>
+          </w:p>
+          <w:p>
+            <w:pPr>
+              <w:pBdr>
+                <w:bottom w:val="single" w:color="AFBECC" w:sz="6"/>
+              </w:pBdr>
+              <w:spacing w:after="30" w:before="150"/>
+            </w:pPr>
+            <w:r>
+              <w:t xml:space="preserve"/>
+            </w:r>
+          </w:p>
+          <w:p>
+            <w:pPr>
+              <w:spacing w:after="40" w:before="80"/>
+            </w:pPr>
+            <w:r>
+              <w:rPr>
+                <w:b/>
+                <w:bCs/>
+                <w:color w:val="6B4FA0"/>
+                <w:sz w:val="19"/>
+                <w:szCs w:val="19"/>
+              </w:rPr>
+              <w:t xml:space="preserve">Although... </w:t>
+            </w:r>
+            <w:r>
+              <w:rPr>
+                <w:color w:val="AFBECC"/>
+                <w:sz w:val="19"/>
+                <w:szCs w:val="19"/>
+              </w:rPr>
+              <w:t xml:space="preserve">_______________</w:t>
+            </w:r>
+          </w:p>
+          <w:p>
+            <w:pPr>
+              <w:pBdr>
+                <w:bottom w:val="single" w:color="AFBECC" w:sz="6"/>
+              </w:pBdr>
+              <w:spacing w:after="30" w:before="150"/>
+            </w:pPr>
+            <w:r>
+              <w:t xml:space="preserve"/>
+            </w:r>
+          </w:p>
+          <w:p>
+            <w:pPr>
+              <w:spacing w:after="40" w:before="80"/>
+            </w:pPr>
+            <w:r>
+              <w:rPr>
+                <w:b/>
+                <w:bCs/>
+                <w:color w:val="1FA6A2"/>
+                <w:sz w:val="19"/>
+                <w:szCs w:val="19"/>
+              </w:rPr>
+              <w:t xml:space="preserve">Therefore... </w:t>
+            </w:r>
+            <w:r>
+              <w:rPr>
+                <w:color w:val="AFBECC"/>
+                <w:sz w:val="19"/>
+                <w:szCs w:val="19"/>
+              </w:rPr>
+              <w:t xml:space="preserve">______________</w:t>
+            </w:r>
+          </w:p>
+          <w:p>
+            <w:pPr>
+              <w:pBdr>
+                <w:bottom w:val="single" w:color="AFBECC" w:sz="6"/>
+              </w:pBdr>
+              <w:spacing w:after="30" w:before="150"/>
             </w:pPr>
             <w:r>
               <w:t xml:space="preserve"/>
@@ -3523,58 +4557,197 @@
     </w:tbl>
     <w:p>
       <w:pPr>
-        <w:keepNext/>
-        <w:spacing w:after="60" w:before="160"/>
-      </w:pPr>
-      <w:r>
-        <w:rPr>
-          <w:b/>
-          <w:bCs/>
-          <w:color w:val="12355B"/>
-          <w:sz w:val="22"/>
-          <w:szCs w:val="22"/>
-        </w:rPr>
-        <w:t xml:space="preserve">4.  </w:t>
-      </w:r>
-      <w:r>
-        <w:rPr>
-          <w:b/>
-          <w:bCs/>
-          <w:sz w:val="21"/>
-          <w:szCs w:val="21"/>
-        </w:rPr>
-        <w:t xml:space="preserve">As a result of what we learned together this year, where do you see math used in your community?</w:t>
+        <w:spacing w:after="80"/>
+      </w:pPr>
+      <w:r>
+        <w:t xml:space="preserve"/>
       </w:r>
     </w:p>
     <w:tbl>
       <w:tblPr>
-        <w:tblW w:type="pct" w:w="100%"/>
+        <w:tblW w:type="dxa" w:w="9360"/>
         <w:tblBorders>
           <w:top w:val="single" w:color="C7D2DD" w:sz="6"/>
           <w:left w:val="single" w:color="C7D2DD" w:sz="6"/>
           <w:bottom w:val="single" w:color="C7D2DD" w:sz="6"/>
           <w:right w:val="single" w:color="C7D2DD" w:sz="6"/>
-          <w:insideH w:val="single" w:color="auto" w:sz="4"/>
-          <w:insideV w:val="single" w:color="auto" w:sz="4"/>
+          <w:insideH w:val="single" w:color="C7D2DD" w:sz="6"/>
+          <w:insideV w:val="single" w:color="C7D2DD" w:sz="6"/>
         </w:tblBorders>
       </w:tblPr>
       <w:tblGrid>
-        <w:gridCol w:w="100"/>
+        <w:gridCol w:w="2800"/>
+        <w:gridCol w:w="3560"/>
+        <w:gridCol w:w="3000"/>
       </w:tblGrid>
       <w:tr>
+        <w:trPr>
+          <w:cantSplit/>
+          <w:tblHeader/>
+        </w:trPr>
         <w:tc>
           <w:tcPr>
+            <w:tcW w:type="dxa" w:w="2800"/>
+            <w:shd w:fill="EEF4F8" w:color="auto" w:val="clear"/>
+            <w:tcMar>
+              <w:top w:type="dxa" w:w="60"/>
+              <w:left w:type="dxa" w:w="100"/>
+              <w:bottom w:type="dxa" w:w="60"/>
+              <w:right w:type="dxa" w:w="100"/>
+            </w:tcMar>
+          </w:tcPr>
+          <w:p>
+            <w:pPr>
+              <w:spacing w:after="0"/>
+            </w:pPr>
+            <w:r>
+              <w:rPr>
+                <w:b/>
+                <w:bCs/>
+                <w:color w:val="12355B"/>
+                <w:sz w:val="16"/>
+                <w:szCs w:val="16"/>
+              </w:rPr>
+              <w:t xml:space="preserve">CORE PROBLEM / GIVEN REPRESENTATION</w:t>
+            </w:r>
+          </w:p>
+        </w:tc>
+        <w:tc>
+          <w:tcPr>
+            <w:tcW w:type="dxa" w:w="3560"/>
+            <w:shd w:fill="EEF4F8" w:color="auto" w:val="clear"/>
+            <w:tcMar>
+              <w:top w:type="dxa" w:w="60"/>
+              <w:left w:type="dxa" w:w="100"/>
+              <w:bottom w:type="dxa" w:w="60"/>
+              <w:right w:type="dxa" w:w="100"/>
+            </w:tcMar>
+          </w:tcPr>
+          <w:p>
+            <w:pPr>
+              <w:spacing w:after="0"/>
+            </w:pPr>
+            <w:r>
+              <w:rPr>
+                <w:b/>
+                <w:bCs/>
+                <w:color w:val="12355B"/>
+                <w:sz w:val="16"/>
+                <w:szCs w:val="16"/>
+              </w:rPr>
+              <w:t xml:space="preserve">WORKING SPACE / CALCULATION STEPS</w:t>
+            </w:r>
+          </w:p>
+        </w:tc>
+        <w:tc>
+          <w:tcPr>
+            <w:tcW w:type="dxa" w:w="3000"/>
             <w:shd w:fill="FBF3E2" w:color="auto" w:val="clear"/>
             <w:tcMar>
               <w:top w:type="dxa" w:w="60"/>
-              <w:left w:type="dxa" w:w="120"/>
+              <w:left w:type="dxa" w:w="100"/>
               <w:bottom w:type="dxa" w:w="60"/>
-              <w:right w:type="dxa" w:w="120"/>
+              <w:right w:type="dxa" w:w="100"/>
             </w:tcMar>
           </w:tcPr>
           <w:p>
             <w:pPr>
-              <w:spacing w:after="0" w:line="320"/>
+              <w:spacing w:after="0"/>
+            </w:pPr>
+            <w:r>
+              <w:rPr>
+                <w:b/>
+                <w:bCs/>
+                <w:color w:val="B97A12"/>
+                <w:sz w:val="16"/>
+                <w:szCs w:val="16"/>
+              </w:rPr>
+              <w:t xml:space="preserve">EXPLAIN YOUR REASONING</w:t>
+            </w:r>
+          </w:p>
+        </w:tc>
+      </w:tr>
+      <w:tr>
+        <w:trPr>
+          <w:cantSplit/>
+        </w:trPr>
+        <w:tc>
+          <w:tcPr>
+            <w:tcW w:type="dxa" w:w="2800"/>
+            <w:tcMar>
+              <w:top w:type="dxa" w:w="80"/>
+              <w:left w:type="dxa" w:w="100"/>
+              <w:bottom w:type="dxa" w:w="80"/>
+              <w:right w:type="dxa" w:w="100"/>
+            </w:tcMar>
+            <w:vAlign w:val="top"/>
+          </w:tcPr>
+          <w:p>
+            <w:pPr>
+              <w:spacing w:after="60"/>
+            </w:pPr>
+            <w:r>
+              <w:rPr>
+                <w:b/>
+                <w:bCs/>
+                <w:color w:val="12355B"/>
+                <w:sz w:val="21"/>
+                <w:szCs w:val="21"/>
+              </w:rPr>
+              <w:t xml:space="preserve">4.  </w:t>
+            </w:r>
+            <w:r>
+              <w:rPr>
+                <w:b/>
+                <w:bCs/>
+                <w:sz w:val="20"/>
+                <w:szCs w:val="20"/>
+              </w:rPr>
+              <w:t xml:space="preserve">As a result of what we learned together this year, where do you see math used in your community?</w:t>
+            </w:r>
+          </w:p>
+        </w:tc>
+        <w:tc>
+          <w:tcPr>
+            <w:tcW w:type="dxa" w:w="3560"/>
+            <w:tcMar>
+              <w:top w:type="dxa" w:w="80"/>
+              <w:left w:type="dxa" w:w="100"/>
+              <w:bottom w:type="dxa" w:w="80"/>
+              <w:right w:type="dxa" w:w="100"/>
+            </w:tcMar>
+            <w:vAlign w:val="top"/>
+          </w:tcPr>
+          <w:p>
+            <w:pPr>
+              <w:spacing w:after="40"/>
+            </w:pPr>
+            <w:r>
+              <w:rPr>
+                <w:b/>
+                <w:bCs/>
+                <w:color w:val="1FA6A2"/>
+                <w:sz w:val="19"/>
+                <w:szCs w:val="19"/>
+              </w:rPr>
+              <w:t xml:space="preserve">Solution:  </w:t>
+            </w:r>
+            <w:r>
+              <w:rPr>
+                <w:b/>
+                <w:bCs/>
+                <w:sz w:val="19"/>
+                <w:szCs w:val="19"/>
+              </w:rPr>
+              <w:t xml:space="preserve">Answers vary.</w:t>
+            </w:r>
+          </w:p>
+          <w:p>
+            <w:pPr>
+              <w:pBdr>
+                <w:bottom w:val="single" w:color="AFBECC" w:sz="6"/>
+              </w:pBdr>
+              <w:spacing w:after="30" w:before="150"/>
             </w:pPr>
             <w:r>
               <w:t xml:space="preserve"/>
@@ -3582,15 +4755,57 @@
           </w:p>
           <w:p>
             <w:pPr>
-              <w:spacing w:after="0" w:line="320"/>
+              <w:pBdr>
+                <w:bottom w:val="single" w:color="AFBECC" w:sz="6"/>
+              </w:pBdr>
+              <w:spacing w:after="30" w:before="150"/>
             </w:pPr>
             <w:r>
               <w:t xml:space="preserve"/>
             </w:r>
           </w:p>
-          <w:p>
-            <w:pPr>
-              <w:spacing w:after="0" w:line="320"/>
+        </w:tc>
+        <w:tc>
+          <w:tcPr>
+            <w:tcW w:type="dxa" w:w="3000"/>
+            <w:shd w:fill="FBF3E2" w:color="auto" w:val="clear"/>
+            <w:tcMar>
+              <w:top w:type="dxa" w:w="80"/>
+              <w:left w:type="dxa" w:w="100"/>
+              <w:bottom w:type="dxa" w:w="80"/>
+              <w:right w:type="dxa" w:w="100"/>
+            </w:tcMar>
+            <w:vAlign w:val="top"/>
+          </w:tcPr>
+          <w:p>
+            <w:pPr>
+              <w:spacing w:after="40"/>
+            </w:pPr>
+            <w:r>
+              <w:rPr>
+                <w:b/>
+                <w:bCs/>
+                <w:color w:val="12355B"/>
+                <w:sz w:val="19"/>
+                <w:szCs w:val="19"/>
+              </w:rPr>
+              <w:t xml:space="preserve">Because... </w:t>
+            </w:r>
+            <w:r>
+              <w:rPr>
+                <w:color w:val="AFBECC"/>
+                <w:sz w:val="19"/>
+                <w:szCs w:val="19"/>
+              </w:rPr>
+              <w:t xml:space="preserve">________________</w:t>
+            </w:r>
+          </w:p>
+          <w:p>
+            <w:pPr>
+              <w:pBdr>
+                <w:bottom w:val="single" w:color="AFBECC" w:sz="6"/>
+              </w:pBdr>
+              <w:spacing w:after="30" w:before="150"/>
             </w:pPr>
             <w:r>
               <w:t xml:space="preserve"/>
@@ -3598,7 +4813,67 @@
           </w:p>
           <w:p>
             <w:pPr>
-              <w:spacing w:after="0" w:line="320"/>
+              <w:spacing w:after="40" w:before="80"/>
+            </w:pPr>
+            <w:r>
+              <w:rPr>
+                <w:b/>
+                <w:bCs/>
+                <w:color w:val="6B4FA0"/>
+                <w:sz w:val="19"/>
+                <w:szCs w:val="19"/>
+              </w:rPr>
+              <w:t xml:space="preserve">Although... </w:t>
+            </w:r>
+            <w:r>
+              <w:rPr>
+                <w:color w:val="AFBECC"/>
+                <w:sz w:val="19"/>
+                <w:szCs w:val="19"/>
+              </w:rPr>
+              <w:t xml:space="preserve">_______________</w:t>
+            </w:r>
+          </w:p>
+          <w:p>
+            <w:pPr>
+              <w:pBdr>
+                <w:bottom w:val="single" w:color="AFBECC" w:sz="6"/>
+              </w:pBdr>
+              <w:spacing w:after="30" w:before="150"/>
+            </w:pPr>
+            <w:r>
+              <w:t xml:space="preserve"/>
+            </w:r>
+          </w:p>
+          <w:p>
+            <w:pPr>
+              <w:spacing w:after="40" w:before="80"/>
+            </w:pPr>
+            <w:r>
+              <w:rPr>
+                <w:b/>
+                <w:bCs/>
+                <w:color w:val="1FA6A2"/>
+                <w:sz w:val="19"/>
+                <w:szCs w:val="19"/>
+              </w:rPr>
+              <w:t xml:space="preserve">Therefore... </w:t>
+            </w:r>
+            <w:r>
+              <w:rPr>
+                <w:color w:val="AFBECC"/>
+                <w:sz w:val="19"/>
+                <w:szCs w:val="19"/>
+              </w:rPr>
+              <w:t xml:space="preserve">______________</w:t>
+            </w:r>
+          </w:p>
+          <w:p>
+            <w:pPr>
+              <w:pBdr>
+                <w:bottom w:val="single" w:color="AFBECC" w:sz="6"/>
+              </w:pBdr>
+              <w:spacing w:after="30" w:before="150"/>
             </w:pPr>
             <w:r>
               <w:t xml:space="preserve"/>
@@ -3607,6 +4882,14 @@
         </w:tc>
       </w:tr>
     </w:tbl>
+    <w:p>
+      <w:pPr>
+        <w:spacing w:after="80"/>
+      </w:pPr>
+      <w:r>
+        <w:t xml:space="preserve"/>
+      </w:r>
+    </w:p>
     <w:p>
       <w:pPr>
         <w:pStyle w:val="Heading1"/>
@@ -3725,6 +5008,149 @@
         <w:t xml:space="preserve"/>
       </w:r>
     </w:p>
+    <w:p>
+      <w:pPr>
+        <w:spacing w:after="60"/>
+      </w:pPr>
+      <w:r>
+        <w:t xml:space="preserve"/>
+      </w:r>
+    </w:p>
+    <w:tbl>
+      <w:tblPr>
+        <w:tblW w:type="dxa" w:w="9360"/>
+        <w:tblBorders>
+          <w:top w:val="single" w:color="C7D2DD" w:sz="6"/>
+          <w:left w:val="single" w:color="C7D2DD" w:sz="6"/>
+          <w:bottom w:val="single" w:color="C7D2DD" w:sz="6"/>
+          <w:right w:val="single" w:color="C7D2DD" w:sz="6"/>
+          <w:insideH w:val="single" w:color="C7D2DD" w:sz="6"/>
+          <w:insideV w:val="single" w:color="C7D2DD" w:sz="6"/>
+        </w:tblBorders>
+      </w:tblPr>
+      <w:tblGrid>
+        <w:gridCol w:w="3120"/>
+        <w:gridCol w:w="3120"/>
+        <w:gridCol w:w="3120"/>
+      </w:tblGrid>
+      <w:tr>
+        <w:trPr>
+          <w:cantSplit/>
+          <w:tblHeader/>
+        </w:trPr>
+        <w:tc>
+          <w:tcPr>
+            <w:tcW w:type="dxa" w:w="9360"/>
+            <w:gridSpan w:val="3"/>
+            <w:shd w:fill="EEF4F8" w:color="auto" w:val="clear"/>
+            <w:tcMar>
+              <w:top w:type="dxa" w:w="60"/>
+              <w:left w:type="dxa" w:w="100"/>
+              <w:bottom w:type="dxa" w:w="60"/>
+              <w:right w:type="dxa" w:w="100"/>
+            </w:tcMar>
+          </w:tcPr>
+          <w:p>
+            <w:pPr>
+              <w:spacing w:after="0"/>
+            </w:pPr>
+            <w:r>
+              <w:rPr>
+                <w:b/>
+                <w:bCs/>
+                <w:color w:val="12355B"/>
+                <w:sz w:val="18"/>
+                <w:szCs w:val="18"/>
+              </w:rPr>
+              <w:t xml:space="preserve">EXIT CHECK · 3-POINT SELF-ASSESSMENT CHECKLIST</w:t>
+            </w:r>
+          </w:p>
+        </w:tc>
+      </w:tr>
+      <w:tr>
+        <w:trPr>
+          <w:cantSplit/>
+        </w:trPr>
+        <w:tc>
+          <w:tcPr>
+            <w:tcW w:type="dxa" w:w="3120"/>
+            <w:tcMar>
+              <w:top w:type="dxa" w:w="80"/>
+              <w:left w:type="dxa" w:w="100"/>
+              <w:bottom w:type="dxa" w:w="80"/>
+              <w:right w:type="dxa" w:w="100"/>
+            </w:tcMar>
+          </w:tcPr>
+          <w:p>
+            <w:pPr>
+              <w:spacing w:after="0"/>
+            </w:pPr>
+            <w:r>
+              <w:rPr>
+                <w:b/>
+                <w:bCs/>
+                <w:color w:val="1A2733"/>
+                <w:sz w:val="18"/>
+                <w:szCs w:val="18"/>
+              </w:rPr>
+              <w:t xml:space="preserve">☐ 1. Units &amp; Labels Verified</w:t>
+            </w:r>
+          </w:p>
+        </w:tc>
+        <w:tc>
+          <w:tcPr>
+            <w:tcW w:type="dxa" w:w="3120"/>
+            <w:tcMar>
+              <w:top w:type="dxa" w:w="80"/>
+              <w:left w:type="dxa" w:w="100"/>
+              <w:bottom w:type="dxa" w:w="80"/>
+              <w:right w:type="dxa" w:w="100"/>
+            </w:tcMar>
+          </w:tcPr>
+          <w:p>
+            <w:pPr>
+              <w:spacing w:after="0"/>
+            </w:pPr>
+            <w:r>
+              <w:rPr>
+                <w:b/>
+                <w:bCs/>
+                <w:color w:val="1A2733"/>
+                <w:sz w:val="18"/>
+                <w:szCs w:val="18"/>
+              </w:rPr>
+              <w:t xml:space="preserve">☐ 2. Reasoning Stated (Because / Although / Therefore)</w:t>
+            </w:r>
+          </w:p>
+        </w:tc>
+        <w:tc>
+          <w:tcPr>
+            <w:tcW w:type="dxa" w:w="3120"/>
+            <w:tcMar>
+              <w:top w:type="dxa" w:w="80"/>
+              <w:left w:type="dxa" w:w="100"/>
+              <w:bottom w:type="dxa" w:w="80"/>
+              <w:right w:type="dxa" w:w="100"/>
+            </w:tcMar>
+          </w:tcPr>
+          <w:p>
+            <w:pPr>
+              <w:spacing w:after="0"/>
+            </w:pPr>
+            <w:r>
+              <w:rPr>
+                <w:b/>
+                <w:bCs/>
+                <w:color w:val="1A2733"/>
+                <w:sz w:val="18"/>
+                <w:szCs w:val="18"/>
+              </w:rPr>
+              <w:t xml:space="preserve">☐ 3. Calculations Double-Checked</w:t>
+            </w:r>
+          </w:p>
+        </w:tc>
+      </w:tr>
+    </w:tbl>
     <w:p>
       <w:pPr>
         <w:pStyle w:val="Heading1"/>
